--- a/25조(28337) Use-case Description.docx
+++ b/25조(28337) Use-case Description.docx
@@ -15,7 +15,15 @@
           <w:sz w:val="24"/>
           <w:szCs w:val="28"/>
         </w:rPr>
-        <w:t>- 회원가입</w:t>
+        <w:t xml:space="preserve">■ </w:t>
+      </w:r>
+      <w:r>
+        <w:rPr>
+          <w:rFonts w:hint="eastAsia"/>
+          <w:sz w:val="24"/>
+          <w:szCs w:val="28"/>
+        </w:rPr>
+        <w:t>회원가입</w:t>
       </w:r>
     </w:p>
     <w:tbl>
@@ -71,21 +79,31 @@
           </w:tcPr>
           <w:p>
             <w:pPr>
-              <w:jc w:val="center"/>
-            </w:pPr>
-          </w:p>
-        </w:tc>
-        <w:tc>
-          <w:tcPr>
-            <w:tcW w:w="4508" w:type="dxa"/>
-          </w:tcPr>
-          <w:p>
-            <w:pPr>
-              <w:jc w:val="center"/>
-            </w:pPr>
-            <w:r>
-              <w:rPr>
-                <w:rFonts w:hint="eastAsia"/>
+              <w:jc w:val="both"/>
+              <w:rPr>
+                <w:sz w:val="21"/>
+                <w:szCs w:val="21"/>
+              </w:rPr>
+            </w:pPr>
+          </w:p>
+        </w:tc>
+        <w:tc>
+          <w:tcPr>
+            <w:tcW w:w="4508" w:type="dxa"/>
+          </w:tcPr>
+          <w:p>
+            <w:pPr>
+              <w:jc w:val="both"/>
+              <w:rPr>
+                <w:sz w:val="21"/>
+                <w:szCs w:val="21"/>
+              </w:rPr>
+            </w:pPr>
+            <w:r>
+              <w:rPr>
+                <w:rFonts w:hint="eastAsia"/>
+                <w:sz w:val="21"/>
+                <w:szCs w:val="21"/>
               </w:rPr>
               <w:t>1. Actor가 회원 정보를 입력할 수 있는 빈 폼을 출력함</w:t>
             </w:r>
@@ -99,11 +117,17 @@
           </w:tcPr>
           <w:p>
             <w:pPr>
-              <w:jc w:val="center"/>
-            </w:pPr>
-            <w:r>
-              <w:rPr>
-                <w:rFonts w:hint="eastAsia"/>
+              <w:jc w:val="both"/>
+              <w:rPr>
+                <w:sz w:val="21"/>
+                <w:szCs w:val="21"/>
+              </w:rPr>
+            </w:pPr>
+            <w:r>
+              <w:rPr>
+                <w:rFonts w:hint="eastAsia"/>
+                <w:sz w:val="21"/>
+                <w:szCs w:val="21"/>
               </w:rPr>
               <w:t>2. 사용자가 ID를 입력하고 중복 확인 버튼을 누름</w:t>
             </w:r>
@@ -115,7 +139,11 @@
           </w:tcPr>
           <w:p>
             <w:pPr>
-              <w:jc w:val="center"/>
+              <w:jc w:val="both"/>
+              <w:rPr>
+                <w:sz w:val="21"/>
+                <w:szCs w:val="21"/>
+              </w:rPr>
             </w:pPr>
           </w:p>
         </w:tc>
@@ -127,21 +155,31 @@
           </w:tcPr>
           <w:p>
             <w:pPr>
-              <w:jc w:val="center"/>
-            </w:pPr>
-          </w:p>
-        </w:tc>
-        <w:tc>
-          <w:tcPr>
-            <w:tcW w:w="4508" w:type="dxa"/>
-          </w:tcPr>
-          <w:p>
-            <w:pPr>
-              <w:jc w:val="center"/>
-            </w:pPr>
-            <w:r>
-              <w:rPr>
-                <w:rFonts w:hint="eastAsia"/>
+              <w:jc w:val="both"/>
+              <w:rPr>
+                <w:sz w:val="21"/>
+                <w:szCs w:val="21"/>
+              </w:rPr>
+            </w:pPr>
+          </w:p>
+        </w:tc>
+        <w:tc>
+          <w:tcPr>
+            <w:tcW w:w="4508" w:type="dxa"/>
+          </w:tcPr>
+          <w:p>
+            <w:pPr>
+              <w:jc w:val="both"/>
+              <w:rPr>
+                <w:sz w:val="21"/>
+                <w:szCs w:val="21"/>
+              </w:rPr>
+            </w:pPr>
+            <w:r>
+              <w:rPr>
+                <w:rFonts w:hint="eastAsia"/>
+                <w:sz w:val="21"/>
+                <w:szCs w:val="21"/>
               </w:rPr>
               <w:t>3. 기존 회원의 ID들 중에서 중복되는 것이 있는지 확인하여 중복 여부를 출력함</w:t>
             </w:r>
@@ -155,23 +193,33 @@
           </w:tcPr>
           <w:p>
             <w:pPr>
-              <w:jc w:val="center"/>
-            </w:pPr>
-            <w:r>
-              <w:rPr>
-                <w:rFonts w:hint="eastAsia"/>
+              <w:jc w:val="both"/>
+              <w:rPr>
+                <w:sz w:val="21"/>
+                <w:szCs w:val="21"/>
+              </w:rPr>
+            </w:pPr>
+            <w:r>
+              <w:rPr>
+                <w:rFonts w:hint="eastAsia"/>
+                <w:sz w:val="21"/>
+                <w:szCs w:val="21"/>
               </w:rPr>
               <w:t>4. 비밀번호와 비밀번호 재입력</w:t>
             </w:r>
             <w:r>
               <w:rPr>
                 <w:rFonts w:hint="eastAsia"/>
+                <w:sz w:val="21"/>
+                <w:szCs w:val="21"/>
               </w:rPr>
               <w:t xml:space="preserve"> 폼</w:t>
             </w:r>
             <w:r>
               <w:rPr>
                 <w:rFonts w:hint="eastAsia"/>
+                <w:sz w:val="21"/>
+                <w:szCs w:val="21"/>
               </w:rPr>
               <w:t>에 비밀번호를 입력함</w:t>
             </w:r>
@@ -183,7 +231,11 @@
           </w:tcPr>
           <w:p>
             <w:pPr>
-              <w:jc w:val="center"/>
+              <w:jc w:val="both"/>
+              <w:rPr>
+                <w:sz w:val="21"/>
+                <w:szCs w:val="21"/>
+              </w:rPr>
             </w:pPr>
           </w:p>
         </w:tc>
@@ -195,21 +247,31 @@
           </w:tcPr>
           <w:p>
             <w:pPr>
-              <w:jc w:val="center"/>
-            </w:pPr>
-          </w:p>
-        </w:tc>
-        <w:tc>
-          <w:tcPr>
-            <w:tcW w:w="4508" w:type="dxa"/>
-          </w:tcPr>
-          <w:p>
-            <w:pPr>
-              <w:jc w:val="center"/>
-            </w:pPr>
-            <w:r>
-              <w:rPr>
-                <w:rFonts w:hint="eastAsia"/>
+              <w:jc w:val="both"/>
+              <w:rPr>
+                <w:sz w:val="21"/>
+                <w:szCs w:val="21"/>
+              </w:rPr>
+            </w:pPr>
+          </w:p>
+        </w:tc>
+        <w:tc>
+          <w:tcPr>
+            <w:tcW w:w="4508" w:type="dxa"/>
+          </w:tcPr>
+          <w:p>
+            <w:pPr>
+              <w:jc w:val="both"/>
+              <w:rPr>
+                <w:sz w:val="21"/>
+                <w:szCs w:val="21"/>
+              </w:rPr>
+            </w:pPr>
+            <w:r>
+              <w:rPr>
+                <w:rFonts w:hint="eastAsia"/>
+                <w:sz w:val="21"/>
+                <w:szCs w:val="21"/>
               </w:rPr>
               <w:t>5. 비밀번호 규칙과 비밀번호, 비밀번호 재입력 폼에 같은 비밀번호가 입력되었는지를 확인하여 사용 가능 여부를 출력함</w:t>
             </w:r>
@@ -223,11 +285,17 @@
           </w:tcPr>
           <w:p>
             <w:pPr>
-              <w:jc w:val="center"/>
-            </w:pPr>
-            <w:r>
-              <w:rPr>
-                <w:rFonts w:hint="eastAsia"/>
+              <w:jc w:val="both"/>
+              <w:rPr>
+                <w:sz w:val="21"/>
+                <w:szCs w:val="21"/>
+              </w:rPr>
+            </w:pPr>
+            <w:r>
+              <w:rPr>
+                <w:rFonts w:hint="eastAsia"/>
+                <w:sz w:val="21"/>
+                <w:szCs w:val="21"/>
               </w:rPr>
               <w:t>6. 이름, 전화번호, 이메일을 폼에 입력하고 회원가입 버튼을 누름</w:t>
             </w:r>
@@ -239,7 +307,11 @@
           </w:tcPr>
           <w:p>
             <w:pPr>
-              <w:jc w:val="center"/>
+              <w:jc w:val="both"/>
+              <w:rPr>
+                <w:sz w:val="21"/>
+                <w:szCs w:val="21"/>
+              </w:rPr>
             </w:pPr>
           </w:p>
         </w:tc>
@@ -251,39 +323,61 @@
           </w:tcPr>
           <w:p>
             <w:pPr>
-              <w:jc w:val="center"/>
-            </w:pPr>
-          </w:p>
-        </w:tc>
-        <w:tc>
-          <w:tcPr>
-            <w:tcW w:w="4508" w:type="dxa"/>
-          </w:tcPr>
-          <w:p>
-            <w:pPr>
-              <w:jc w:val="center"/>
-            </w:pPr>
-            <w:r>
-              <w:rPr>
-                <w:rFonts w:hint="eastAsia"/>
+              <w:jc w:val="both"/>
+              <w:rPr>
+                <w:sz w:val="21"/>
+                <w:szCs w:val="21"/>
+              </w:rPr>
+            </w:pPr>
+          </w:p>
+        </w:tc>
+        <w:tc>
+          <w:tcPr>
+            <w:tcW w:w="4508" w:type="dxa"/>
+          </w:tcPr>
+          <w:p>
+            <w:pPr>
+              <w:jc w:val="both"/>
+              <w:rPr>
+                <w:sz w:val="21"/>
+                <w:szCs w:val="21"/>
+              </w:rPr>
+            </w:pPr>
+            <w:r>
+              <w:rPr>
+                <w:rFonts w:hint="eastAsia"/>
+                <w:sz w:val="21"/>
+                <w:szCs w:val="21"/>
               </w:rPr>
               <w:t xml:space="preserve">7. </w:t>
             </w:r>
             <w:r>
+              <w:rPr>
+                <w:sz w:val="21"/>
+                <w:szCs w:val="21"/>
+              </w:rPr>
               <w:t>“</w:t>
             </w:r>
             <w:r>
               <w:rPr>
                 <w:rFonts w:hint="eastAsia"/>
+                <w:sz w:val="21"/>
+                <w:szCs w:val="21"/>
               </w:rPr>
               <w:t>회원가입이 완료되었습니다</w:t>
             </w:r>
             <w:r>
+              <w:rPr>
+                <w:sz w:val="21"/>
+                <w:szCs w:val="21"/>
+              </w:rPr>
               <w:t>”</w:t>
             </w:r>
             <w:r>
               <w:rPr>
                 <w:rFonts w:hint="eastAsia"/>
+                <w:sz w:val="21"/>
+                <w:szCs w:val="21"/>
               </w:rPr>
               <w:t>라는 팝업이 나타남</w:t>
             </w:r>
@@ -309,7 +403,15 @@
           <w:sz w:val="24"/>
           <w:szCs w:val="28"/>
         </w:rPr>
-        <w:t>- 회원탈퇴</w:t>
+        <w:t xml:space="preserve">■ </w:t>
+      </w:r>
+      <w:r>
+        <w:rPr>
+          <w:rFonts w:hint="eastAsia"/>
+          <w:sz w:val="24"/>
+          <w:szCs w:val="28"/>
+        </w:rPr>
+        <w:t>회원탈퇴</w:t>
       </w:r>
     </w:p>
     <w:tbl>
@@ -365,23 +467,49 @@
           </w:tcPr>
           <w:p>
             <w:pPr>
-              <w:jc w:val="center"/>
-            </w:pPr>
-          </w:p>
-        </w:tc>
-        <w:tc>
-          <w:tcPr>
-            <w:tcW w:w="4508" w:type="dxa"/>
-          </w:tcPr>
-          <w:p>
-            <w:pPr>
-              <w:jc w:val="center"/>
-            </w:pPr>
-            <w:r>
-              <w:rPr>
-                <w:rFonts w:hint="eastAsia"/>
-              </w:rPr>
-              <w:t>1. 회원 탈퇴 문구를 출력함</w:t>
+              <w:jc w:val="both"/>
+              <w:rPr>
+                <w:sz w:val="21"/>
+                <w:szCs w:val="21"/>
+              </w:rPr>
+            </w:pPr>
+          </w:p>
+        </w:tc>
+        <w:tc>
+          <w:tcPr>
+            <w:tcW w:w="4508" w:type="dxa"/>
+          </w:tcPr>
+          <w:p>
+            <w:pPr>
+              <w:jc w:val="both"/>
+              <w:rPr>
+                <w:sz w:val="21"/>
+                <w:szCs w:val="21"/>
+              </w:rPr>
+            </w:pPr>
+            <w:r>
+              <w:rPr>
+                <w:rFonts w:hint="eastAsia"/>
+                <w:sz w:val="21"/>
+                <w:szCs w:val="21"/>
+              </w:rPr>
+              <w:t>1. 회원 탈퇴 문구</w:t>
+            </w:r>
+            <w:r>
+              <w:rPr>
+                <w:rFonts w:hint="eastAsia"/>
+                <w:sz w:val="21"/>
+                <w:szCs w:val="21"/>
+              </w:rPr>
+              <w:t>와 버튼을</w:t>
+            </w:r>
+            <w:r>
+              <w:rPr>
+                <w:rFonts w:hint="eastAsia"/>
+                <w:sz w:val="21"/>
+                <w:szCs w:val="21"/>
+              </w:rPr>
+              <w:t xml:space="preserve"> 출력함</w:t>
             </w:r>
           </w:p>
         </w:tc>
@@ -393,11 +521,17 @@
           </w:tcPr>
           <w:p>
             <w:pPr>
-              <w:jc w:val="center"/>
-            </w:pPr>
-            <w:r>
-              <w:rPr>
-                <w:rFonts w:hint="eastAsia"/>
+              <w:jc w:val="both"/>
+              <w:rPr>
+                <w:sz w:val="21"/>
+                <w:szCs w:val="21"/>
+              </w:rPr>
+            </w:pPr>
+            <w:r>
+              <w:rPr>
+                <w:rFonts w:hint="eastAsia"/>
+                <w:sz w:val="21"/>
+                <w:szCs w:val="21"/>
               </w:rPr>
               <w:t>2. 사용자가 회원탈퇴 버튼을 누름</w:t>
             </w:r>
@@ -409,7 +543,11 @@
           </w:tcPr>
           <w:p>
             <w:pPr>
-              <w:jc w:val="center"/>
+              <w:jc w:val="both"/>
+              <w:rPr>
+                <w:sz w:val="21"/>
+                <w:szCs w:val="21"/>
+              </w:rPr>
             </w:pPr>
           </w:p>
         </w:tc>
@@ -421,39 +559,61 @@
           </w:tcPr>
           <w:p>
             <w:pPr>
-              <w:jc w:val="center"/>
-            </w:pPr>
-          </w:p>
-        </w:tc>
-        <w:tc>
-          <w:tcPr>
-            <w:tcW w:w="4508" w:type="dxa"/>
-          </w:tcPr>
-          <w:p>
-            <w:pPr>
-              <w:jc w:val="center"/>
-            </w:pPr>
-            <w:r>
-              <w:rPr>
-                <w:rFonts w:hint="eastAsia"/>
+              <w:jc w:val="both"/>
+              <w:rPr>
+                <w:sz w:val="21"/>
+                <w:szCs w:val="21"/>
+              </w:rPr>
+            </w:pPr>
+          </w:p>
+        </w:tc>
+        <w:tc>
+          <w:tcPr>
+            <w:tcW w:w="4508" w:type="dxa"/>
+          </w:tcPr>
+          <w:p>
+            <w:pPr>
+              <w:jc w:val="both"/>
+              <w:rPr>
+                <w:sz w:val="21"/>
+                <w:szCs w:val="21"/>
+              </w:rPr>
+            </w:pPr>
+            <w:r>
+              <w:rPr>
+                <w:rFonts w:hint="eastAsia"/>
+                <w:sz w:val="21"/>
+                <w:szCs w:val="21"/>
               </w:rPr>
               <w:t xml:space="preserve">3. </w:t>
             </w:r>
             <w:r>
+              <w:rPr>
+                <w:sz w:val="21"/>
+                <w:szCs w:val="21"/>
+              </w:rPr>
               <w:t>“</w:t>
             </w:r>
             <w:r>
               <w:rPr>
                 <w:rFonts w:hint="eastAsia"/>
+                <w:sz w:val="21"/>
+                <w:szCs w:val="21"/>
               </w:rPr>
               <w:t>회원 탈퇴가 완료되었습니다</w:t>
             </w:r>
             <w:r>
+              <w:rPr>
+                <w:sz w:val="21"/>
+                <w:szCs w:val="21"/>
+              </w:rPr>
               <w:t>”</w:t>
             </w:r>
             <w:r>
               <w:rPr>
                 <w:rFonts w:hint="eastAsia"/>
+                <w:sz w:val="21"/>
+                <w:szCs w:val="21"/>
               </w:rPr>
               <w:t>라는 팝업이 나타남</w:t>
             </w:r>
@@ -479,7 +639,15 @@
           <w:sz w:val="24"/>
           <w:szCs w:val="28"/>
         </w:rPr>
-        <w:t>- 로그인</w:t>
+        <w:t xml:space="preserve">■ </w:t>
+      </w:r>
+      <w:r>
+        <w:rPr>
+          <w:rFonts w:hint="eastAsia"/>
+          <w:sz w:val="24"/>
+          <w:szCs w:val="28"/>
+        </w:rPr>
+        <w:t>로그인</w:t>
       </w:r>
     </w:p>
     <w:tbl>
@@ -535,23 +703,65 @@
           </w:tcPr>
           <w:p>
             <w:pPr>
-              <w:jc w:val="center"/>
-            </w:pPr>
-          </w:p>
-        </w:tc>
-        <w:tc>
-          <w:tcPr>
-            <w:tcW w:w="4508" w:type="dxa"/>
-          </w:tcPr>
-          <w:p>
-            <w:pPr>
-              <w:jc w:val="center"/>
-            </w:pPr>
-            <w:r>
-              <w:rPr>
-                <w:rFonts w:hint="eastAsia"/>
-              </w:rPr>
-              <w:t>1. ID와 패스워드를 입력한 빈 폼을 출력함</w:t>
+              <w:jc w:val="both"/>
+              <w:rPr>
+                <w:sz w:val="21"/>
+                <w:szCs w:val="21"/>
+              </w:rPr>
+            </w:pPr>
+          </w:p>
+        </w:tc>
+        <w:tc>
+          <w:tcPr>
+            <w:tcW w:w="4508" w:type="dxa"/>
+          </w:tcPr>
+          <w:p>
+            <w:pPr>
+              <w:jc w:val="both"/>
+              <w:rPr>
+                <w:sz w:val="21"/>
+                <w:szCs w:val="21"/>
+              </w:rPr>
+            </w:pPr>
+            <w:r>
+              <w:rPr>
+                <w:rFonts w:hint="eastAsia"/>
+                <w:sz w:val="21"/>
+                <w:szCs w:val="21"/>
+              </w:rPr>
+              <w:t>1. ID와 패스워드를 입력</w:t>
+            </w:r>
+            <w:r>
+              <w:rPr>
+                <w:rFonts w:hint="eastAsia"/>
+                <w:sz w:val="21"/>
+                <w:szCs w:val="21"/>
+              </w:rPr>
+              <w:t>할 수 있는</w:t>
+            </w:r>
+            <w:r>
+              <w:rPr>
+                <w:rFonts w:hint="eastAsia"/>
+                <w:sz w:val="21"/>
+                <w:szCs w:val="21"/>
+              </w:rPr>
+              <w:t xml:space="preserve"> 빈 폼</w:t>
+            </w:r>
+            <w:r>
+              <w:rPr>
+                <w:rFonts w:hint="eastAsia"/>
+                <w:sz w:val="21"/>
+                <w:szCs w:val="21"/>
+              </w:rPr>
+              <w:t>과 로그인 버튼, 회원가입 페이지로 이동할 수 있는 버튼</w:t>
+            </w:r>
+            <w:r>
+              <w:rPr>
+                <w:rFonts w:hint="eastAsia"/>
+                <w:sz w:val="21"/>
+                <w:szCs w:val="21"/>
+              </w:rPr>
+              <w:t>을 출력함</w:t>
             </w:r>
           </w:p>
         </w:tc>
@@ -563,11 +773,17 @@
           </w:tcPr>
           <w:p>
             <w:pPr>
-              <w:jc w:val="center"/>
-            </w:pPr>
-            <w:r>
-              <w:rPr>
-                <w:rFonts w:hint="eastAsia"/>
+              <w:jc w:val="both"/>
+              <w:rPr>
+                <w:sz w:val="21"/>
+                <w:szCs w:val="21"/>
+              </w:rPr>
+            </w:pPr>
+            <w:r>
+              <w:rPr>
+                <w:rFonts w:hint="eastAsia"/>
+                <w:sz w:val="21"/>
+                <w:szCs w:val="21"/>
               </w:rPr>
               <w:t>2. 사용자 또는 관리자는 해당되는 ID와 비밀번호를 입력함</w:t>
             </w:r>
@@ -579,7 +795,11 @@
           </w:tcPr>
           <w:p>
             <w:pPr>
-              <w:jc w:val="center"/>
+              <w:jc w:val="both"/>
+              <w:rPr>
+                <w:sz w:val="21"/>
+                <w:szCs w:val="21"/>
+              </w:rPr>
             </w:pPr>
           </w:p>
         </w:tc>
@@ -591,33 +811,47 @@
           </w:tcPr>
           <w:p>
             <w:pPr>
-              <w:jc w:val="center"/>
-            </w:pPr>
-          </w:p>
-        </w:tc>
-        <w:tc>
-          <w:tcPr>
-            <w:tcW w:w="4508" w:type="dxa"/>
-          </w:tcPr>
-          <w:p>
-            <w:pPr>
-              <w:jc w:val="center"/>
-            </w:pPr>
-            <w:r>
-              <w:rPr>
-                <w:rFonts w:hint="eastAsia"/>
+              <w:jc w:val="both"/>
+              <w:rPr>
+                <w:sz w:val="21"/>
+                <w:szCs w:val="21"/>
+              </w:rPr>
+            </w:pPr>
+          </w:p>
+        </w:tc>
+        <w:tc>
+          <w:tcPr>
+            <w:tcW w:w="4508" w:type="dxa"/>
+          </w:tcPr>
+          <w:p>
+            <w:pPr>
+              <w:jc w:val="both"/>
+              <w:rPr>
+                <w:sz w:val="21"/>
+                <w:szCs w:val="21"/>
+              </w:rPr>
+            </w:pPr>
+            <w:r>
+              <w:rPr>
+                <w:rFonts w:hint="eastAsia"/>
+                <w:sz w:val="21"/>
+                <w:szCs w:val="21"/>
               </w:rPr>
               <w:t xml:space="preserve">3. </w:t>
             </w:r>
             <w:r>
               <w:rPr>
                 <w:rFonts w:hint="eastAsia"/>
+                <w:sz w:val="21"/>
+                <w:szCs w:val="21"/>
               </w:rPr>
               <w:t>ID와 비밀번호가 일치하면 시스템에 접속</w:t>
             </w:r>
             <w:r>
               <w:rPr>
                 <w:rFonts w:hint="eastAsia"/>
+                <w:sz w:val="21"/>
+                <w:szCs w:val="21"/>
               </w:rPr>
               <w:t>함</w:t>
             </w:r>
@@ -639,9 +873,19 @@
       <w:r>
         <w:rPr>
           <w:rFonts w:hint="eastAsia"/>
+          <w:sz w:val="24"/>
+          <w:szCs w:val="28"/>
         </w:rPr>
         <w:lastRenderedPageBreak/>
-        <w:t>- 로그아웃</w:t>
+        <w:t>■</w:t>
+      </w:r>
+      <w:r>
+        <w:rPr>
+          <w:rFonts w:hint="eastAsia"/>
+          <w:sz w:val="24"/>
+          <w:szCs w:val="28"/>
+        </w:rPr>
+        <w:t xml:space="preserve"> 로그아웃</w:t>
       </w:r>
     </w:p>
     <w:tbl>
@@ -667,9 +911,6 @@
               <w:autoSpaceDE/>
               <w:autoSpaceDN/>
               <w:jc w:val="center"/>
-              <w:rPr>
-                <w:rFonts w:hint="eastAsia"/>
-              </w:rPr>
             </w:pPr>
             <w:r>
               <w:rPr>
@@ -691,9 +932,6 @@
               <w:autoSpaceDE/>
               <w:autoSpaceDN/>
               <w:jc w:val="center"/>
-              <w:rPr>
-                <w:rFonts w:hint="eastAsia"/>
-              </w:rPr>
             </w:pPr>
             <w:r>
               <w:rPr>
@@ -716,16 +954,7 @@
               <w:autoSpaceDE/>
               <w:autoSpaceDN/>
               <w:jc w:val="center"/>
-              <w:rPr>
-                <w:rFonts w:hint="eastAsia"/>
-              </w:rPr>
-            </w:pPr>
-            <w:r>
-              <w:rPr>
-                <w:rFonts w:hint="eastAsia"/>
-              </w:rPr>
-              <w:t>1. 로그아웃 클릭</w:t>
-            </w:r>
+            </w:pPr>
           </w:p>
         </w:tc>
         <w:tc>
@@ -738,11 +967,20 @@
               <w:wordWrap/>
               <w:autoSpaceDE/>
               <w:autoSpaceDN/>
-              <w:jc w:val="center"/>
-              <w:rPr>
-                <w:rFonts w:hint="eastAsia"/>
-              </w:rPr>
-            </w:pPr>
+              <w:jc w:val="both"/>
+              <w:rPr>
+                <w:sz w:val="21"/>
+                <w:szCs w:val="21"/>
+              </w:rPr>
+            </w:pPr>
+            <w:r>
+              <w:rPr>
+                <w:rFonts w:hint="eastAsia"/>
+                <w:sz w:val="21"/>
+                <w:szCs w:val="21"/>
+              </w:rPr>
+              <w:t>1. 로그아웃 문구와 버튼을 출력</w:t>
+            </w:r>
           </w:p>
         </w:tc>
       </w:tr>
@@ -757,11 +995,28 @@
               <w:wordWrap/>
               <w:autoSpaceDE/>
               <w:autoSpaceDN/>
-              <w:jc w:val="center"/>
-              <w:rPr>
-                <w:rFonts w:hint="eastAsia"/>
-              </w:rPr>
-            </w:pPr>
+              <w:jc w:val="both"/>
+              <w:rPr>
+                <w:sz w:val="21"/>
+                <w:szCs w:val="21"/>
+              </w:rPr>
+            </w:pPr>
+            <w:r>
+              <w:rPr>
+                <w:rFonts w:hint="eastAsia"/>
+                <w:sz w:val="21"/>
+                <w:szCs w:val="21"/>
+              </w:rPr>
+              <w:t>2</w:t>
+            </w:r>
+            <w:r>
+              <w:rPr>
+                <w:rFonts w:hint="eastAsia"/>
+                <w:sz w:val="21"/>
+                <w:szCs w:val="21"/>
+              </w:rPr>
+              <w:t>. 로그아웃 클릭</w:t>
+            </w:r>
           </w:p>
         </w:tc>
         <w:tc>
@@ -774,16 +1029,65 @@
               <w:wordWrap/>
               <w:autoSpaceDE/>
               <w:autoSpaceDN/>
-              <w:jc w:val="center"/>
-              <w:rPr>
-                <w:rFonts w:hint="eastAsia"/>
-              </w:rPr>
-            </w:pPr>
-            <w:r>
-              <w:rPr>
-                <w:rFonts w:hint="eastAsia"/>
-              </w:rPr>
-              <w:t>2. 로그아웃 완료 메시지 출력</w:t>
+              <w:jc w:val="both"/>
+              <w:rPr>
+                <w:sz w:val="21"/>
+                <w:szCs w:val="21"/>
+              </w:rPr>
+            </w:pPr>
+          </w:p>
+        </w:tc>
+      </w:tr>
+      <w:tr>
+        <w:tc>
+          <w:tcPr>
+            <w:tcW w:w="4530" w:type="dxa"/>
+          </w:tcPr>
+          <w:p>
+            <w:pPr>
+              <w:widowControl/>
+              <w:wordWrap/>
+              <w:autoSpaceDE/>
+              <w:autoSpaceDN/>
+              <w:jc w:val="both"/>
+              <w:rPr>
+                <w:sz w:val="21"/>
+                <w:szCs w:val="21"/>
+              </w:rPr>
+            </w:pPr>
+          </w:p>
+        </w:tc>
+        <w:tc>
+          <w:tcPr>
+            <w:tcW w:w="4530" w:type="dxa"/>
+          </w:tcPr>
+          <w:p>
+            <w:pPr>
+              <w:widowControl/>
+              <w:wordWrap/>
+              <w:autoSpaceDE/>
+              <w:autoSpaceDN/>
+              <w:jc w:val="both"/>
+              <w:rPr>
+                <w:sz w:val="21"/>
+                <w:szCs w:val="21"/>
+              </w:rPr>
+            </w:pPr>
+            <w:r>
+              <w:rPr>
+                <w:rFonts w:hint="eastAsia"/>
+                <w:sz w:val="21"/>
+                <w:szCs w:val="21"/>
+              </w:rPr>
+              <w:t>3</w:t>
+            </w:r>
+            <w:r>
+              <w:rPr>
+                <w:rFonts w:hint="eastAsia"/>
+                <w:sz w:val="21"/>
+                <w:szCs w:val="21"/>
+              </w:rPr>
+              <w:t>. 로그아웃 완료 메시지 출력</w:t>
             </w:r>
           </w:p>
         </w:tc>
@@ -803,12 +1107,26 @@
         <w:wordWrap/>
         <w:autoSpaceDE/>
         <w:autoSpaceDN/>
+        <w:rPr>
+          <w:sz w:val="24"/>
+          <w:szCs w:val="28"/>
+        </w:rPr>
       </w:pPr>
       <w:r>
         <w:rPr>
           <w:rFonts w:hint="eastAsia"/>
+          <w:sz w:val="24"/>
+          <w:szCs w:val="28"/>
         </w:rPr>
-        <w:t>- 설문 검색</w:t>
+        <w:t>■</w:t>
+      </w:r>
+      <w:r>
+        <w:rPr>
+          <w:rFonts w:hint="eastAsia"/>
+          <w:sz w:val="24"/>
+          <w:szCs w:val="28"/>
+        </w:rPr>
+        <w:t xml:space="preserve"> 설문 검색</w:t>
       </w:r>
     </w:p>
     <w:tbl>
@@ -834,9 +1152,6 @@
               <w:autoSpaceDE/>
               <w:autoSpaceDN/>
               <w:jc w:val="center"/>
-              <w:rPr>
-                <w:rFonts w:hint="eastAsia"/>
-              </w:rPr>
             </w:pPr>
             <w:r>
               <w:rPr>
@@ -858,9 +1173,6 @@
               <w:autoSpaceDE/>
               <w:autoSpaceDN/>
               <w:jc w:val="center"/>
-              <w:rPr>
-                <w:rFonts w:hint="eastAsia"/>
-              </w:rPr>
             </w:pPr>
             <w:r>
               <w:rPr>
@@ -882,9 +1194,10 @@
               <w:wordWrap/>
               <w:autoSpaceDE/>
               <w:autoSpaceDN/>
-              <w:jc w:val="center"/>
-              <w:rPr>
-                <w:rFonts w:hint="eastAsia"/>
+              <w:jc w:val="both"/>
+              <w:rPr>
+                <w:sz w:val="21"/>
+                <w:szCs w:val="21"/>
               </w:rPr>
             </w:pPr>
           </w:p>
@@ -899,14 +1212,17 @@
               <w:wordWrap/>
               <w:autoSpaceDE/>
               <w:autoSpaceDN/>
-              <w:jc w:val="center"/>
-              <w:rPr>
-                <w:rFonts w:hint="eastAsia"/>
-              </w:rPr>
-            </w:pPr>
-            <w:r>
-              <w:rPr>
-                <w:rFonts w:hint="eastAsia"/>
+              <w:jc w:val="both"/>
+              <w:rPr>
+                <w:sz w:val="21"/>
+                <w:szCs w:val="21"/>
+              </w:rPr>
+            </w:pPr>
+            <w:r>
+              <w:rPr>
+                <w:rFonts w:hint="eastAsia"/>
+                <w:sz w:val="21"/>
+                <w:szCs w:val="21"/>
               </w:rPr>
               <w:t>1. 설문 종류 출력</w:t>
             </w:r>
@@ -924,14 +1240,17 @@
               <w:wordWrap/>
               <w:autoSpaceDE/>
               <w:autoSpaceDN/>
-              <w:jc w:val="center"/>
-              <w:rPr>
-                <w:rFonts w:hint="eastAsia"/>
-              </w:rPr>
-            </w:pPr>
-            <w:r>
-              <w:rPr>
-                <w:rFonts w:hint="eastAsia"/>
+              <w:jc w:val="both"/>
+              <w:rPr>
+                <w:sz w:val="21"/>
+                <w:szCs w:val="21"/>
+              </w:rPr>
+            </w:pPr>
+            <w:r>
+              <w:rPr>
+                <w:rFonts w:hint="eastAsia"/>
+                <w:sz w:val="21"/>
+                <w:szCs w:val="21"/>
               </w:rPr>
               <w:t>2. 설문 종류 선택 후 키워드 입력</w:t>
             </w:r>
@@ -947,9 +1266,10 @@
               <w:wordWrap/>
               <w:autoSpaceDE/>
               <w:autoSpaceDN/>
-              <w:jc w:val="center"/>
-              <w:rPr>
-                <w:rFonts w:hint="eastAsia"/>
+              <w:jc w:val="both"/>
+              <w:rPr>
+                <w:sz w:val="21"/>
+                <w:szCs w:val="21"/>
               </w:rPr>
             </w:pPr>
           </w:p>
@@ -966,9 +1286,10 @@
               <w:wordWrap/>
               <w:autoSpaceDE/>
               <w:autoSpaceDN/>
-              <w:jc w:val="center"/>
-              <w:rPr>
-                <w:rFonts w:hint="eastAsia"/>
+              <w:jc w:val="both"/>
+              <w:rPr>
+                <w:sz w:val="21"/>
+                <w:szCs w:val="21"/>
               </w:rPr>
             </w:pPr>
           </w:p>
@@ -983,14 +1304,17 @@
               <w:wordWrap/>
               <w:autoSpaceDE/>
               <w:autoSpaceDN/>
-              <w:jc w:val="center"/>
-              <w:rPr>
-                <w:rFonts w:hint="eastAsia"/>
-              </w:rPr>
-            </w:pPr>
-            <w:r>
-              <w:rPr>
-                <w:rFonts w:hint="eastAsia"/>
+              <w:jc w:val="both"/>
+              <w:rPr>
+                <w:sz w:val="21"/>
+                <w:szCs w:val="21"/>
+              </w:rPr>
+            </w:pPr>
+            <w:r>
+              <w:rPr>
+                <w:rFonts w:hint="eastAsia"/>
+                <w:sz w:val="21"/>
+                <w:szCs w:val="21"/>
               </w:rPr>
               <w:t>3. 조건에 맞는 설문 리스트 출력</w:t>
             </w:r>
@@ -998,6 +1322,14 @@
         </w:tc>
       </w:tr>
     </w:tbl>
+    <w:p>
+      <w:pPr>
+        <w:widowControl/>
+        <w:wordWrap/>
+        <w:autoSpaceDE/>
+        <w:autoSpaceDN/>
+      </w:pPr>
+    </w:p>
     <w:p>
       <w:pPr>
         <w:widowControl/>
@@ -1005,22 +1337,25 @@
         <w:autoSpaceDE/>
         <w:autoSpaceDN/>
         <w:rPr>
-          <w:rFonts w:hint="eastAsia"/>
+          <w:sz w:val="24"/>
+          <w:szCs w:val="28"/>
         </w:rPr>
-      </w:pPr>
-    </w:p>
-    <w:p>
-      <w:pPr>
-        <w:widowControl/>
-        <w:wordWrap/>
-        <w:autoSpaceDE/>
-        <w:autoSpaceDN/>
       </w:pPr>
       <w:r>
         <w:rPr>
           <w:rFonts w:hint="eastAsia"/>
+          <w:sz w:val="24"/>
+          <w:szCs w:val="28"/>
         </w:rPr>
-        <w:t>- 설문 상세 정보 조회</w:t>
+        <w:t>■</w:t>
+      </w:r>
+      <w:r>
+        <w:rPr>
+          <w:rFonts w:hint="eastAsia"/>
+          <w:sz w:val="24"/>
+          <w:szCs w:val="28"/>
+        </w:rPr>
+        <w:t xml:space="preserve"> 설문 상세 정보 조회</w:t>
       </w:r>
     </w:p>
     <w:tbl>
@@ -1046,9 +1381,6 @@
               <w:autoSpaceDE/>
               <w:autoSpaceDN/>
               <w:jc w:val="center"/>
-              <w:rPr>
-                <w:rFonts w:hint="eastAsia"/>
-              </w:rPr>
             </w:pPr>
             <w:r>
               <w:rPr>
@@ -1070,9 +1402,6 @@
               <w:autoSpaceDE/>
               <w:autoSpaceDN/>
               <w:jc w:val="center"/>
-              <w:rPr>
-                <w:rFonts w:hint="eastAsia"/>
-              </w:rPr>
             </w:pPr>
             <w:r>
               <w:rPr>
@@ -1094,9 +1423,10 @@
               <w:wordWrap/>
               <w:autoSpaceDE/>
               <w:autoSpaceDN/>
-              <w:jc w:val="center"/>
-              <w:rPr>
-                <w:rFonts w:hint="eastAsia"/>
+              <w:jc w:val="both"/>
+              <w:rPr>
+                <w:sz w:val="21"/>
+                <w:szCs w:val="21"/>
               </w:rPr>
             </w:pPr>
           </w:p>
@@ -1111,16 +1441,34 @@
               <w:wordWrap/>
               <w:autoSpaceDE/>
               <w:autoSpaceDN/>
-              <w:jc w:val="center"/>
-              <w:rPr>
-                <w:rFonts w:hint="eastAsia"/>
-              </w:rPr>
-            </w:pPr>
-            <w:r>
-              <w:rPr>
-                <w:rFonts w:hint="eastAsia"/>
+              <w:jc w:val="both"/>
+              <w:rPr>
+                <w:sz w:val="21"/>
+                <w:szCs w:val="21"/>
+              </w:rPr>
+            </w:pPr>
+            <w:r>
+              <w:rPr>
+                <w:rFonts w:hint="eastAsia"/>
+                <w:sz w:val="21"/>
+                <w:szCs w:val="21"/>
               </w:rPr>
               <w:t>1. 설문 제목, 설문 설명, 설문 문항, 응답 항목, 설문 시작 시간, 설문 마감 시간을 출력함</w:t>
+            </w:r>
+            <w:r>
+              <w:rPr>
+                <w:sz w:val="21"/>
+                <w:szCs w:val="21"/>
+              </w:rPr>
+              <w:br/>
+            </w:r>
+            <w:r>
+              <w:rPr>
+                <w:rFonts w:hint="eastAsia"/>
+                <w:sz w:val="21"/>
+                <w:szCs w:val="21"/>
+              </w:rPr>
+              <w:t>현재 진행 중인 설문인 경우에 응답 버튼도 같이 출력함</w:t>
             </w:r>
           </w:p>
         </w:tc>
@@ -1136,16 +1484,51 @@
               <w:wordWrap/>
               <w:autoSpaceDE/>
               <w:autoSpaceDN/>
-              <w:jc w:val="center"/>
-              <w:rPr>
-                <w:rFonts w:hint="eastAsia"/>
-              </w:rPr>
-            </w:pPr>
-            <w:r>
-              <w:rPr>
-                <w:rFonts w:hint="eastAsia"/>
-              </w:rPr>
-              <w:t>2. 사용자가 응답 버튼을 누름</w:t>
+              <w:jc w:val="both"/>
+              <w:rPr>
+                <w:sz w:val="21"/>
+                <w:szCs w:val="21"/>
+              </w:rPr>
+            </w:pPr>
+            <w:r>
+              <w:rPr>
+                <w:rFonts w:hint="eastAsia"/>
+                <w:sz w:val="21"/>
+                <w:szCs w:val="21"/>
+              </w:rPr>
+              <w:t xml:space="preserve">2. </w:t>
+            </w:r>
+            <w:r>
+              <w:rPr>
+                <w:rFonts w:hint="eastAsia"/>
+                <w:sz w:val="21"/>
+                <w:szCs w:val="21"/>
+              </w:rPr>
+              <w:t xml:space="preserve">만약 </w:t>
+            </w:r>
+            <w:r>
+              <w:rPr>
+                <w:rFonts w:hint="eastAsia"/>
+                <w:sz w:val="21"/>
+                <w:szCs w:val="21"/>
+              </w:rPr>
+              <w:t xml:space="preserve">사용자가 </w:t>
+            </w:r>
+            <w:r>
+              <w:rPr>
+                <w:rFonts w:hint="eastAsia"/>
+                <w:sz w:val="21"/>
+                <w:szCs w:val="21"/>
+              </w:rPr>
+              <w:t xml:space="preserve">응답을 하고자 할 경우에 </w:t>
+            </w:r>
+            <w:r>
+              <w:rPr>
+                <w:rFonts w:hint="eastAsia"/>
+                <w:sz w:val="21"/>
+                <w:szCs w:val="21"/>
+              </w:rPr>
+              <w:t>응답 버튼을 누름</w:t>
             </w:r>
           </w:p>
         </w:tc>
@@ -1159,9 +1542,10 @@
               <w:wordWrap/>
               <w:autoSpaceDE/>
               <w:autoSpaceDN/>
-              <w:jc w:val="center"/>
-              <w:rPr>
-                <w:rFonts w:hint="eastAsia"/>
+              <w:jc w:val="both"/>
+              <w:rPr>
+                <w:sz w:val="21"/>
+                <w:szCs w:val="21"/>
               </w:rPr>
             </w:pPr>
           </w:p>
@@ -1178,9 +1562,10 @@
               <w:wordWrap/>
               <w:autoSpaceDE/>
               <w:autoSpaceDN/>
-              <w:jc w:val="center"/>
-              <w:rPr>
-                <w:rFonts w:hint="eastAsia"/>
+              <w:jc w:val="both"/>
+              <w:rPr>
+                <w:sz w:val="21"/>
+                <w:szCs w:val="21"/>
               </w:rPr>
             </w:pPr>
           </w:p>
@@ -1195,14 +1580,17 @@
               <w:wordWrap/>
               <w:autoSpaceDE/>
               <w:autoSpaceDN/>
-              <w:jc w:val="center"/>
-              <w:rPr>
-                <w:rFonts w:hint="eastAsia"/>
-              </w:rPr>
-            </w:pPr>
-            <w:r>
-              <w:rPr>
-                <w:rFonts w:hint="eastAsia"/>
+              <w:jc w:val="both"/>
+              <w:rPr>
+                <w:sz w:val="21"/>
+                <w:szCs w:val="21"/>
+              </w:rPr>
+            </w:pPr>
+            <w:r>
+              <w:rPr>
+                <w:rFonts w:hint="eastAsia"/>
+                <w:sz w:val="21"/>
+                <w:szCs w:val="21"/>
               </w:rPr>
               <w:t>3. 설문 응답 페이지로 이동함</w:t>
             </w:r>
@@ -1216,9 +1604,2515 @@
         <w:wordWrap/>
         <w:autoSpaceDE/>
         <w:autoSpaceDN/>
+      </w:pPr>
+    </w:p>
+    <w:p>
+      <w:pPr>
+        <w:rPr>
+          <w:sz w:val="24"/>
+          <w:szCs w:val="28"/>
+        </w:rPr>
+      </w:pPr>
+      <w:r>
         <w:rPr>
           <w:rFonts w:hint="eastAsia"/>
+          <w:sz w:val="24"/>
+          <w:szCs w:val="28"/>
         </w:rPr>
+        <w:t>■</w:t>
+      </w:r>
+      <w:r>
+        <w:rPr>
+          <w:rFonts w:hint="eastAsia"/>
+          <w:sz w:val="24"/>
+          <w:szCs w:val="28"/>
+        </w:rPr>
+        <w:t xml:space="preserve"> </w:t>
+      </w:r>
+      <w:r>
+        <w:rPr>
+          <w:rFonts w:hint="eastAsia"/>
+          <w:sz w:val="24"/>
+          <w:szCs w:val="28"/>
+        </w:rPr>
+        <w:t>설문 응답</w:t>
+      </w:r>
+    </w:p>
+    <w:tbl>
+      <w:tblPr>
+        <w:tblStyle w:val="aa"/>
+        <w:tblW w:w="0" w:type="auto"/>
+        <w:tblLook w:val="04A0" w:firstRow="1" w:lastRow="0" w:firstColumn="1" w:lastColumn="0" w:noHBand="0" w:noVBand="1"/>
+      </w:tblPr>
+      <w:tblGrid>
+        <w:gridCol w:w="4508"/>
+        <w:gridCol w:w="4508"/>
+      </w:tblGrid>
+      <w:tr>
+        <w:tc>
+          <w:tcPr>
+            <w:tcW w:w="4508" w:type="dxa"/>
+            <w:shd w:val="clear" w:color="auto" w:fill="D9D9D9" w:themeFill="background1" w:themeFillShade="D9"/>
+          </w:tcPr>
+          <w:p>
+            <w:pPr>
+              <w:jc w:val="center"/>
+            </w:pPr>
+            <w:r>
+              <w:rPr>
+                <w:rFonts w:ascii="Segoe UI" w:hAnsi="Segoe UI" w:cs="Segoe UI"/>
+                <w:color w:val="141413"/>
+                <w:sz w:val="21"/>
+                <w:szCs w:val="21"/>
+              </w:rPr>
+              <w:t>Actor</w:t>
+            </w:r>
+            <w:r>
+              <w:rPr>
+                <w:rFonts w:ascii="Segoe UI" w:hAnsi="Segoe UI" w:cs="Segoe UI"/>
+                <w:color w:val="141413"/>
+                <w:sz w:val="21"/>
+                <w:szCs w:val="21"/>
+              </w:rPr>
+              <w:t>의</w:t>
+            </w:r>
+            <w:r>
+              <w:rPr>
+                <w:rFonts w:ascii="Segoe UI" w:hAnsi="Segoe UI" w:cs="Segoe UI"/>
+                <w:color w:val="141413"/>
+                <w:sz w:val="21"/>
+                <w:szCs w:val="21"/>
+              </w:rPr>
+              <w:t xml:space="preserve"> </w:t>
+            </w:r>
+            <w:r>
+              <w:rPr>
+                <w:rFonts w:ascii="Segoe UI" w:hAnsi="Segoe UI" w:cs="Segoe UI"/>
+                <w:color w:val="141413"/>
+                <w:sz w:val="21"/>
+                <w:szCs w:val="21"/>
+              </w:rPr>
+              <w:t>행동</w:t>
+            </w:r>
+          </w:p>
+        </w:tc>
+        <w:tc>
+          <w:tcPr>
+            <w:tcW w:w="4508" w:type="dxa"/>
+            <w:shd w:val="clear" w:color="auto" w:fill="D9D9D9" w:themeFill="background1" w:themeFillShade="D9"/>
+          </w:tcPr>
+          <w:p>
+            <w:pPr>
+              <w:jc w:val="center"/>
+            </w:pPr>
+            <w:r>
+              <w:rPr>
+                <w:rFonts w:ascii="Segoe UI" w:hAnsi="Segoe UI" w:cs="Segoe UI"/>
+                <w:color w:val="141413"/>
+                <w:sz w:val="21"/>
+                <w:szCs w:val="21"/>
+              </w:rPr>
+              <w:t>시스템</w:t>
+            </w:r>
+            <w:r>
+              <w:rPr>
+                <w:rFonts w:ascii="Segoe UI" w:hAnsi="Segoe UI" w:cs="Segoe UI"/>
+                <w:color w:val="141413"/>
+                <w:sz w:val="21"/>
+                <w:szCs w:val="21"/>
+              </w:rPr>
+              <w:t xml:space="preserve"> </w:t>
+            </w:r>
+            <w:r>
+              <w:rPr>
+                <w:rFonts w:ascii="Segoe UI" w:hAnsi="Segoe UI" w:cs="Segoe UI"/>
+                <w:color w:val="141413"/>
+                <w:sz w:val="21"/>
+                <w:szCs w:val="21"/>
+              </w:rPr>
+              <w:t>응답</w:t>
+            </w:r>
+          </w:p>
+        </w:tc>
+      </w:tr>
+      <w:tr>
+        <w:tc>
+          <w:tcPr>
+            <w:tcW w:w="4508" w:type="dxa"/>
+          </w:tcPr>
+          <w:p>
+            <w:pPr>
+              <w:jc w:val="both"/>
+            </w:pPr>
+          </w:p>
+        </w:tc>
+        <w:tc>
+          <w:tcPr>
+            <w:tcW w:w="4508" w:type="dxa"/>
+          </w:tcPr>
+          <w:p>
+            <w:pPr>
+              <w:jc w:val="both"/>
+            </w:pPr>
+            <w:r>
+              <w:rPr>
+                <w:rFonts w:ascii="Segoe UI" w:hAnsi="Segoe UI" w:cs="Segoe UI" w:hint="eastAsia"/>
+                <w:color w:val="141413"/>
+                <w:sz w:val="21"/>
+                <w:szCs w:val="21"/>
+              </w:rPr>
+              <w:t>1</w:t>
+            </w:r>
+            <w:r>
+              <w:rPr>
+                <w:rFonts w:ascii="Segoe UI" w:hAnsi="Segoe UI" w:cs="Segoe UI"/>
+                <w:color w:val="141413"/>
+                <w:sz w:val="21"/>
+                <w:szCs w:val="21"/>
+              </w:rPr>
+              <w:t xml:space="preserve">. </w:t>
+            </w:r>
+            <w:r>
+              <w:rPr>
+                <w:rFonts w:ascii="Segoe UI" w:hAnsi="Segoe UI" w:cs="Segoe UI"/>
+                <w:color w:val="141413"/>
+                <w:sz w:val="21"/>
+                <w:szCs w:val="21"/>
+              </w:rPr>
+              <w:t>설문</w:t>
+            </w:r>
+            <w:r>
+              <w:rPr>
+                <w:rFonts w:ascii="Segoe UI" w:hAnsi="Segoe UI" w:cs="Segoe UI"/>
+                <w:color w:val="141413"/>
+                <w:sz w:val="21"/>
+                <w:szCs w:val="21"/>
+              </w:rPr>
+              <w:t xml:space="preserve"> </w:t>
+            </w:r>
+            <w:r>
+              <w:rPr>
+                <w:rFonts w:ascii="Segoe UI" w:hAnsi="Segoe UI" w:cs="Segoe UI"/>
+                <w:color w:val="141413"/>
+                <w:sz w:val="21"/>
+                <w:szCs w:val="21"/>
+              </w:rPr>
+              <w:t>문항과</w:t>
+            </w:r>
+            <w:r>
+              <w:rPr>
+                <w:rFonts w:ascii="Segoe UI" w:hAnsi="Segoe UI" w:cs="Segoe UI"/>
+                <w:color w:val="141413"/>
+                <w:sz w:val="21"/>
+                <w:szCs w:val="21"/>
+              </w:rPr>
+              <w:t xml:space="preserve"> </w:t>
+            </w:r>
+            <w:r>
+              <w:rPr>
+                <w:rFonts w:ascii="Segoe UI" w:hAnsi="Segoe UI" w:cs="Segoe UI"/>
+                <w:color w:val="141413"/>
+                <w:sz w:val="21"/>
+                <w:szCs w:val="21"/>
+              </w:rPr>
+              <w:t>응답</w:t>
+            </w:r>
+            <w:r>
+              <w:rPr>
+                <w:rFonts w:ascii="Segoe UI" w:hAnsi="Segoe UI" w:cs="Segoe UI"/>
+                <w:color w:val="141413"/>
+                <w:sz w:val="21"/>
+                <w:szCs w:val="21"/>
+              </w:rPr>
+              <w:t xml:space="preserve"> </w:t>
+            </w:r>
+            <w:r>
+              <w:rPr>
+                <w:rFonts w:ascii="Segoe UI" w:hAnsi="Segoe UI" w:cs="Segoe UI"/>
+                <w:color w:val="141413"/>
+                <w:sz w:val="21"/>
+                <w:szCs w:val="21"/>
+              </w:rPr>
+              <w:t>항목</w:t>
+            </w:r>
+            <w:r>
+              <w:rPr>
+                <w:rFonts w:ascii="Segoe UI" w:hAnsi="Segoe UI" w:cs="Segoe UI" w:hint="eastAsia"/>
+                <w:color w:val="141413"/>
+                <w:sz w:val="21"/>
+                <w:szCs w:val="21"/>
+              </w:rPr>
+              <w:t>을</w:t>
+            </w:r>
+            <w:r>
+              <w:rPr>
+                <w:rFonts w:ascii="Segoe UI" w:hAnsi="Segoe UI" w:cs="Segoe UI" w:hint="eastAsia"/>
+                <w:color w:val="141413"/>
+                <w:sz w:val="21"/>
+                <w:szCs w:val="21"/>
+              </w:rPr>
+              <w:t xml:space="preserve"> </w:t>
+            </w:r>
+            <w:r>
+              <w:rPr>
+                <w:rFonts w:ascii="Segoe UI" w:hAnsi="Segoe UI" w:cs="Segoe UI" w:hint="eastAsia"/>
+                <w:color w:val="141413"/>
+                <w:sz w:val="21"/>
+                <w:szCs w:val="21"/>
+              </w:rPr>
+              <w:t>출력함</w:t>
+            </w:r>
+          </w:p>
+        </w:tc>
+      </w:tr>
+      <w:tr>
+        <w:tc>
+          <w:tcPr>
+            <w:tcW w:w="4508" w:type="dxa"/>
+          </w:tcPr>
+          <w:p>
+            <w:pPr>
+              <w:jc w:val="both"/>
+              <w:rPr>
+                <w:rFonts w:ascii="Segoe UI" w:hAnsi="Segoe UI" w:cs="Segoe UI"/>
+                <w:color w:val="000000"/>
+                <w:sz w:val="21"/>
+                <w:szCs w:val="21"/>
+              </w:rPr>
+            </w:pPr>
+            <w:r>
+              <w:rPr>
+                <w:rFonts w:ascii="Segoe UI" w:hAnsi="Segoe UI" w:cs="Segoe UI" w:hint="eastAsia"/>
+                <w:color w:val="000000"/>
+                <w:sz w:val="21"/>
+                <w:szCs w:val="21"/>
+              </w:rPr>
+              <w:t>2</w:t>
+            </w:r>
+            <w:r>
+              <w:rPr>
+                <w:rFonts w:ascii="Segoe UI" w:hAnsi="Segoe UI" w:cs="Segoe UI"/>
+                <w:color w:val="000000"/>
+                <w:sz w:val="21"/>
+                <w:szCs w:val="21"/>
+              </w:rPr>
+              <w:t xml:space="preserve">. </w:t>
+            </w:r>
+            <w:r>
+              <w:rPr>
+                <w:rFonts w:ascii="Segoe UI" w:hAnsi="Segoe UI" w:cs="Segoe UI"/>
+                <w:color w:val="000000"/>
+                <w:sz w:val="21"/>
+                <w:szCs w:val="21"/>
+              </w:rPr>
+              <w:t>회원이</w:t>
+            </w:r>
+            <w:r>
+              <w:rPr>
+                <w:rFonts w:ascii="Segoe UI" w:hAnsi="Segoe UI" w:cs="Segoe UI"/>
+                <w:color w:val="000000"/>
+                <w:sz w:val="21"/>
+                <w:szCs w:val="21"/>
+              </w:rPr>
+              <w:t xml:space="preserve"> </w:t>
+            </w:r>
+            <w:r>
+              <w:rPr>
+                <w:rFonts w:ascii="Segoe UI" w:hAnsi="Segoe UI" w:cs="Segoe UI"/>
+                <w:color w:val="000000"/>
+                <w:sz w:val="21"/>
+                <w:szCs w:val="21"/>
+              </w:rPr>
+              <w:t>각</w:t>
+            </w:r>
+            <w:r>
+              <w:rPr>
+                <w:rFonts w:ascii="Segoe UI" w:hAnsi="Segoe UI" w:cs="Segoe UI"/>
+                <w:color w:val="000000"/>
+                <w:sz w:val="21"/>
+                <w:szCs w:val="21"/>
+              </w:rPr>
+              <w:t xml:space="preserve"> </w:t>
+            </w:r>
+            <w:r>
+              <w:rPr>
+                <w:rFonts w:ascii="Segoe UI" w:hAnsi="Segoe UI" w:cs="Segoe UI"/>
+                <w:color w:val="000000"/>
+                <w:sz w:val="21"/>
+                <w:szCs w:val="21"/>
+              </w:rPr>
+              <w:t>설문</w:t>
+            </w:r>
+            <w:r>
+              <w:rPr>
+                <w:rFonts w:ascii="Segoe UI" w:hAnsi="Segoe UI" w:cs="Segoe UI"/>
+                <w:color w:val="000000"/>
+                <w:sz w:val="21"/>
+                <w:szCs w:val="21"/>
+              </w:rPr>
+              <w:t xml:space="preserve"> </w:t>
+            </w:r>
+            <w:r>
+              <w:rPr>
+                <w:rFonts w:ascii="Segoe UI" w:hAnsi="Segoe UI" w:cs="Segoe UI"/>
+                <w:color w:val="000000"/>
+                <w:sz w:val="21"/>
+                <w:szCs w:val="21"/>
+              </w:rPr>
+              <w:t>문항에</w:t>
+            </w:r>
+            <w:r>
+              <w:rPr>
+                <w:rFonts w:ascii="Segoe UI" w:hAnsi="Segoe UI" w:cs="Segoe UI"/>
+                <w:color w:val="000000"/>
+                <w:sz w:val="21"/>
+                <w:szCs w:val="21"/>
+              </w:rPr>
+              <w:t xml:space="preserve"> </w:t>
+            </w:r>
+            <w:r>
+              <w:rPr>
+                <w:rFonts w:ascii="Segoe UI" w:hAnsi="Segoe UI" w:cs="Segoe UI"/>
+                <w:color w:val="000000"/>
+                <w:sz w:val="21"/>
+                <w:szCs w:val="21"/>
+              </w:rPr>
+              <w:t>대해</w:t>
+            </w:r>
+            <w:r>
+              <w:rPr>
+                <w:rFonts w:ascii="Segoe UI" w:hAnsi="Segoe UI" w:cs="Segoe UI"/>
+                <w:color w:val="000000"/>
+                <w:sz w:val="21"/>
+                <w:szCs w:val="21"/>
+              </w:rPr>
+              <w:t xml:space="preserve"> </w:t>
+            </w:r>
+            <w:r>
+              <w:rPr>
+                <w:rFonts w:ascii="Segoe UI" w:hAnsi="Segoe UI" w:cs="Segoe UI"/>
+                <w:color w:val="000000"/>
+                <w:sz w:val="21"/>
+                <w:szCs w:val="21"/>
+              </w:rPr>
+              <w:t>응답</w:t>
+            </w:r>
+            <w:r>
+              <w:rPr>
+                <w:rFonts w:ascii="Segoe UI" w:hAnsi="Segoe UI" w:cs="Segoe UI"/>
+                <w:color w:val="000000"/>
+                <w:sz w:val="21"/>
+                <w:szCs w:val="21"/>
+              </w:rPr>
+              <w:t xml:space="preserve"> </w:t>
+            </w:r>
+            <w:r>
+              <w:rPr>
+                <w:rFonts w:ascii="Segoe UI" w:hAnsi="Segoe UI" w:cs="Segoe UI"/>
+                <w:color w:val="000000"/>
+                <w:sz w:val="21"/>
+                <w:szCs w:val="21"/>
+              </w:rPr>
+              <w:t>항목을</w:t>
+            </w:r>
+            <w:r>
+              <w:rPr>
+                <w:rFonts w:ascii="Segoe UI" w:hAnsi="Segoe UI" w:cs="Segoe UI"/>
+                <w:color w:val="000000"/>
+                <w:sz w:val="21"/>
+                <w:szCs w:val="21"/>
+              </w:rPr>
+              <w:t xml:space="preserve"> </w:t>
+            </w:r>
+            <w:r>
+              <w:rPr>
+                <w:rFonts w:ascii="Segoe UI" w:hAnsi="Segoe UI" w:cs="Segoe UI"/>
+                <w:color w:val="000000"/>
+                <w:sz w:val="21"/>
+                <w:szCs w:val="21"/>
+              </w:rPr>
+              <w:t>선택</w:t>
+            </w:r>
+            <w:r>
+              <w:rPr>
+                <w:rFonts w:ascii="Segoe UI" w:hAnsi="Segoe UI" w:cs="Segoe UI" w:hint="eastAsia"/>
+                <w:color w:val="000000"/>
+                <w:sz w:val="21"/>
+                <w:szCs w:val="21"/>
+              </w:rPr>
+              <w:t>하고</w:t>
+            </w:r>
+            <w:r>
+              <w:rPr>
+                <w:rFonts w:ascii="Segoe UI" w:hAnsi="Segoe UI" w:cs="Segoe UI" w:hint="eastAsia"/>
+                <w:color w:val="000000"/>
+                <w:sz w:val="21"/>
+                <w:szCs w:val="21"/>
+              </w:rPr>
+              <w:t xml:space="preserve"> </w:t>
+            </w:r>
+            <w:r>
+              <w:rPr>
+                <w:rFonts w:ascii="Segoe UI" w:hAnsi="Segoe UI" w:cs="Segoe UI" w:hint="eastAsia"/>
+                <w:color w:val="000000"/>
+                <w:sz w:val="21"/>
+                <w:szCs w:val="21"/>
+              </w:rPr>
+              <w:t>저장</w:t>
+            </w:r>
+            <w:r>
+              <w:rPr>
+                <w:rFonts w:ascii="Segoe UI" w:hAnsi="Segoe UI" w:cs="Segoe UI" w:hint="eastAsia"/>
+                <w:color w:val="000000"/>
+                <w:sz w:val="21"/>
+                <w:szCs w:val="21"/>
+              </w:rPr>
+              <w:t xml:space="preserve"> </w:t>
+            </w:r>
+            <w:r>
+              <w:rPr>
+                <w:rFonts w:ascii="Segoe UI" w:hAnsi="Segoe UI" w:cs="Segoe UI" w:hint="eastAsia"/>
+                <w:color w:val="000000"/>
+                <w:sz w:val="21"/>
+                <w:szCs w:val="21"/>
+              </w:rPr>
+              <w:t>버튼을</w:t>
+            </w:r>
+            <w:r>
+              <w:rPr>
+                <w:rFonts w:ascii="Segoe UI" w:hAnsi="Segoe UI" w:cs="Segoe UI" w:hint="eastAsia"/>
+                <w:color w:val="000000"/>
+                <w:sz w:val="21"/>
+                <w:szCs w:val="21"/>
+              </w:rPr>
+              <w:t xml:space="preserve"> </w:t>
+            </w:r>
+            <w:r>
+              <w:rPr>
+                <w:rFonts w:ascii="Segoe UI" w:hAnsi="Segoe UI" w:cs="Segoe UI" w:hint="eastAsia"/>
+                <w:color w:val="000000"/>
+                <w:sz w:val="21"/>
+                <w:szCs w:val="21"/>
+              </w:rPr>
+              <w:t>누름</w:t>
+            </w:r>
+          </w:p>
+        </w:tc>
+        <w:tc>
+          <w:tcPr>
+            <w:tcW w:w="4508" w:type="dxa"/>
+          </w:tcPr>
+          <w:p>
+            <w:pPr>
+              <w:jc w:val="both"/>
+              <w:rPr>
+                <w:rFonts w:ascii="Segoe UI" w:hAnsi="Segoe UI" w:cs="Segoe UI"/>
+                <w:color w:val="141413"/>
+                <w:sz w:val="21"/>
+                <w:szCs w:val="21"/>
+              </w:rPr>
+            </w:pPr>
+          </w:p>
+        </w:tc>
+      </w:tr>
+      <w:tr>
+        <w:tc>
+          <w:tcPr>
+            <w:tcW w:w="4508" w:type="dxa"/>
+          </w:tcPr>
+          <w:p>
+            <w:pPr>
+              <w:jc w:val="both"/>
+              <w:rPr>
+                <w:rFonts w:ascii="Segoe UI" w:hAnsi="Segoe UI" w:cs="Segoe UI"/>
+                <w:color w:val="000000"/>
+                <w:sz w:val="21"/>
+                <w:szCs w:val="21"/>
+              </w:rPr>
+            </w:pPr>
+          </w:p>
+        </w:tc>
+        <w:tc>
+          <w:tcPr>
+            <w:tcW w:w="4508" w:type="dxa"/>
+          </w:tcPr>
+          <w:p>
+            <w:pPr>
+              <w:jc w:val="both"/>
+              <w:rPr>
+                <w:rFonts w:ascii="Segoe UI" w:hAnsi="Segoe UI" w:cs="Segoe UI"/>
+                <w:color w:val="141413"/>
+                <w:sz w:val="21"/>
+                <w:szCs w:val="21"/>
+              </w:rPr>
+            </w:pPr>
+            <w:r>
+              <w:rPr>
+                <w:rFonts w:ascii="Segoe UI" w:hAnsi="Segoe UI" w:cs="Segoe UI" w:hint="eastAsia"/>
+                <w:color w:val="141413"/>
+                <w:sz w:val="21"/>
+                <w:szCs w:val="21"/>
+              </w:rPr>
+              <w:t>3</w:t>
+            </w:r>
+            <w:r>
+              <w:rPr>
+                <w:rFonts w:ascii="Segoe UI" w:hAnsi="Segoe UI" w:cs="Segoe UI"/>
+                <w:color w:val="141413"/>
+                <w:sz w:val="21"/>
+                <w:szCs w:val="21"/>
+              </w:rPr>
+              <w:t xml:space="preserve">. </w:t>
+            </w:r>
+            <w:r>
+              <w:rPr>
+                <w:rFonts w:ascii="Segoe UI" w:hAnsi="Segoe UI" w:cs="Segoe UI"/>
+                <w:color w:val="141413"/>
+                <w:sz w:val="21"/>
+                <w:szCs w:val="21"/>
+              </w:rPr>
+              <w:t>응답</w:t>
+            </w:r>
+            <w:r>
+              <w:rPr>
+                <w:rFonts w:ascii="Segoe UI" w:hAnsi="Segoe UI" w:cs="Segoe UI"/>
+                <w:color w:val="141413"/>
+                <w:sz w:val="21"/>
+                <w:szCs w:val="21"/>
+              </w:rPr>
+              <w:t xml:space="preserve"> </w:t>
+            </w:r>
+            <w:r>
+              <w:rPr>
+                <w:rFonts w:ascii="Segoe UI" w:hAnsi="Segoe UI" w:cs="Segoe UI"/>
+                <w:color w:val="141413"/>
+                <w:sz w:val="21"/>
+                <w:szCs w:val="21"/>
+              </w:rPr>
+              <w:t>내용을</w:t>
+            </w:r>
+            <w:r>
+              <w:rPr>
+                <w:rFonts w:ascii="Segoe UI" w:hAnsi="Segoe UI" w:cs="Segoe UI"/>
+                <w:color w:val="141413"/>
+                <w:sz w:val="21"/>
+                <w:szCs w:val="21"/>
+              </w:rPr>
+              <w:t xml:space="preserve"> </w:t>
+            </w:r>
+            <w:r>
+              <w:rPr>
+                <w:rFonts w:ascii="Segoe UI" w:hAnsi="Segoe UI" w:cs="Segoe UI"/>
+                <w:color w:val="141413"/>
+                <w:sz w:val="21"/>
+                <w:szCs w:val="21"/>
+              </w:rPr>
+              <w:t>저장하고</w:t>
+            </w:r>
+            <w:r>
+              <w:rPr>
+                <w:rFonts w:ascii="Segoe UI" w:hAnsi="Segoe UI" w:cs="Segoe UI"/>
+                <w:color w:val="141413"/>
+                <w:sz w:val="21"/>
+                <w:szCs w:val="21"/>
+              </w:rPr>
+              <w:t xml:space="preserve"> "</w:t>
+            </w:r>
+            <w:r>
+              <w:rPr>
+                <w:rFonts w:ascii="Segoe UI" w:hAnsi="Segoe UI" w:cs="Segoe UI"/>
+                <w:color w:val="141413"/>
+                <w:sz w:val="21"/>
+                <w:szCs w:val="21"/>
+              </w:rPr>
+              <w:t>응답이</w:t>
+            </w:r>
+            <w:r>
+              <w:rPr>
+                <w:rFonts w:ascii="Segoe UI" w:hAnsi="Segoe UI" w:cs="Segoe UI"/>
+                <w:color w:val="141413"/>
+                <w:sz w:val="21"/>
+                <w:szCs w:val="21"/>
+              </w:rPr>
+              <w:t xml:space="preserve"> </w:t>
+            </w:r>
+            <w:r>
+              <w:rPr>
+                <w:rFonts w:ascii="Segoe UI" w:hAnsi="Segoe UI" w:cs="Segoe UI"/>
+                <w:color w:val="141413"/>
+                <w:sz w:val="21"/>
+                <w:szCs w:val="21"/>
+              </w:rPr>
+              <w:t>완료되었습니다</w:t>
+            </w:r>
+            <w:r>
+              <w:rPr>
+                <w:rFonts w:ascii="Segoe UI" w:hAnsi="Segoe UI" w:cs="Segoe UI"/>
+                <w:color w:val="141413"/>
+                <w:sz w:val="21"/>
+                <w:szCs w:val="21"/>
+              </w:rPr>
+              <w:t>"</w:t>
+            </w:r>
+            <w:r>
+              <w:rPr>
+                <w:rFonts w:ascii="Segoe UI" w:hAnsi="Segoe UI" w:cs="Segoe UI"/>
+                <w:color w:val="141413"/>
+                <w:sz w:val="21"/>
+                <w:szCs w:val="21"/>
+              </w:rPr>
+              <w:t>라는</w:t>
+            </w:r>
+            <w:r>
+              <w:rPr>
+                <w:rFonts w:ascii="Segoe UI" w:hAnsi="Segoe UI" w:cs="Segoe UI"/>
+                <w:color w:val="141413"/>
+                <w:sz w:val="21"/>
+                <w:szCs w:val="21"/>
+              </w:rPr>
+              <w:t xml:space="preserve"> </w:t>
+            </w:r>
+            <w:r>
+              <w:rPr>
+                <w:rFonts w:ascii="Segoe UI" w:hAnsi="Segoe UI" w:cs="Segoe UI"/>
+                <w:color w:val="141413"/>
+                <w:sz w:val="21"/>
+                <w:szCs w:val="21"/>
+              </w:rPr>
+              <w:t>팝업</w:t>
+            </w:r>
+            <w:r>
+              <w:rPr>
+                <w:rFonts w:ascii="Segoe UI" w:hAnsi="Segoe UI" w:cs="Segoe UI" w:hint="eastAsia"/>
+                <w:color w:val="141413"/>
+                <w:sz w:val="21"/>
+                <w:szCs w:val="21"/>
+              </w:rPr>
+              <w:t>을</w:t>
+            </w:r>
+            <w:r>
+              <w:rPr>
+                <w:rFonts w:ascii="Segoe UI" w:hAnsi="Segoe UI" w:cs="Segoe UI" w:hint="eastAsia"/>
+                <w:color w:val="141413"/>
+                <w:sz w:val="21"/>
+                <w:szCs w:val="21"/>
+              </w:rPr>
+              <w:t xml:space="preserve"> </w:t>
+            </w:r>
+            <w:r>
+              <w:rPr>
+                <w:rFonts w:ascii="Segoe UI" w:hAnsi="Segoe UI" w:cs="Segoe UI" w:hint="eastAsia"/>
+                <w:color w:val="141413"/>
+                <w:sz w:val="21"/>
+                <w:szCs w:val="21"/>
+              </w:rPr>
+              <w:t>출력함</w:t>
+            </w:r>
+          </w:p>
+        </w:tc>
+      </w:tr>
+    </w:tbl>
+    <w:p>
+      <w:pPr>
+        <w:widowControl/>
+        <w:wordWrap/>
+        <w:autoSpaceDE/>
+        <w:autoSpaceDN/>
+      </w:pPr>
+    </w:p>
+    <w:p>
+      <w:pPr>
+        <w:widowControl/>
+        <w:wordWrap/>
+        <w:autoSpaceDE/>
+        <w:autoSpaceDN/>
+      </w:pPr>
+    </w:p>
+    <w:p>
+      <w:pPr>
+        <w:widowControl/>
+        <w:wordWrap/>
+        <w:autoSpaceDE/>
+        <w:autoSpaceDN/>
+      </w:pPr>
+    </w:p>
+    <w:p>
+      <w:pPr>
+        <w:rPr>
+          <w:sz w:val="24"/>
+          <w:szCs w:val="28"/>
+        </w:rPr>
+      </w:pPr>
+      <w:r>
+        <w:rPr>
+          <w:rFonts w:hint="eastAsia"/>
+          <w:sz w:val="24"/>
+          <w:szCs w:val="28"/>
+        </w:rPr>
+        <w:lastRenderedPageBreak/>
+        <w:t>■</w:t>
+      </w:r>
+      <w:r>
+        <w:rPr>
+          <w:rFonts w:hint="eastAsia"/>
+          <w:sz w:val="24"/>
+          <w:szCs w:val="28"/>
+        </w:rPr>
+        <w:t xml:space="preserve"> </w:t>
+      </w:r>
+      <w:r>
+        <w:rPr>
+          <w:rFonts w:hint="eastAsia"/>
+          <w:sz w:val="24"/>
+          <w:szCs w:val="28"/>
+        </w:rPr>
+        <w:t>응답한 설문 조회</w:t>
+      </w:r>
+    </w:p>
+    <w:tbl>
+      <w:tblPr>
+        <w:tblStyle w:val="aa"/>
+        <w:tblW w:w="0" w:type="auto"/>
+        <w:tblLook w:val="04A0" w:firstRow="1" w:lastRow="0" w:firstColumn="1" w:lastColumn="0" w:noHBand="0" w:noVBand="1"/>
+      </w:tblPr>
+      <w:tblGrid>
+        <w:gridCol w:w="4508"/>
+        <w:gridCol w:w="4508"/>
+      </w:tblGrid>
+      <w:tr>
+        <w:tc>
+          <w:tcPr>
+            <w:tcW w:w="4508" w:type="dxa"/>
+            <w:shd w:val="clear" w:color="auto" w:fill="D9D9D9" w:themeFill="background1" w:themeFillShade="D9"/>
+          </w:tcPr>
+          <w:p>
+            <w:pPr>
+              <w:jc w:val="center"/>
+            </w:pPr>
+            <w:r>
+              <w:rPr>
+                <w:rFonts w:hint="eastAsia"/>
+              </w:rPr>
+              <w:t>Actor의 행동</w:t>
+            </w:r>
+          </w:p>
+        </w:tc>
+        <w:tc>
+          <w:tcPr>
+            <w:tcW w:w="4508" w:type="dxa"/>
+            <w:shd w:val="clear" w:color="auto" w:fill="D9D9D9" w:themeFill="background1" w:themeFillShade="D9"/>
+          </w:tcPr>
+          <w:p>
+            <w:pPr>
+              <w:jc w:val="center"/>
+            </w:pPr>
+            <w:r>
+              <w:rPr>
+                <w:rFonts w:hint="eastAsia"/>
+              </w:rPr>
+              <w:t>시스템 응답</w:t>
+            </w:r>
+          </w:p>
+        </w:tc>
+      </w:tr>
+      <w:tr>
+        <w:tc>
+          <w:tcPr>
+            <w:tcW w:w="4508" w:type="dxa"/>
+          </w:tcPr>
+          <w:p>
+            <w:pPr>
+              <w:jc w:val="both"/>
+              <w:rPr>
+                <w:sz w:val="21"/>
+                <w:szCs w:val="21"/>
+              </w:rPr>
+            </w:pPr>
+          </w:p>
+        </w:tc>
+        <w:tc>
+          <w:tcPr>
+            <w:tcW w:w="4508" w:type="dxa"/>
+          </w:tcPr>
+          <w:p>
+            <w:pPr>
+              <w:jc w:val="both"/>
+              <w:rPr>
+                <w:sz w:val="21"/>
+                <w:szCs w:val="21"/>
+              </w:rPr>
+            </w:pPr>
+            <w:r>
+              <w:rPr>
+                <w:sz w:val="21"/>
+                <w:szCs w:val="21"/>
+              </w:rPr>
+              <w:t xml:space="preserve">1. </w:t>
+            </w:r>
+            <w:r>
+              <w:rPr>
+                <w:sz w:val="21"/>
+                <w:szCs w:val="21"/>
+              </w:rPr>
+              <w:t>회원이 응답한 모든 설문의 제목, 응답 내용, 응답 일시</w:t>
+            </w:r>
+            <w:r>
+              <w:rPr>
+                <w:rFonts w:hint="eastAsia"/>
+                <w:sz w:val="21"/>
+                <w:szCs w:val="21"/>
+              </w:rPr>
+              <w:t>, 수정하기 버튼을</w:t>
+            </w:r>
+            <w:r>
+              <w:rPr>
+                <w:sz w:val="21"/>
+                <w:szCs w:val="21"/>
+              </w:rPr>
+              <w:t xml:space="preserve"> 한 화면에 출력함</w:t>
+            </w:r>
+          </w:p>
+        </w:tc>
+      </w:tr>
+      <w:tr>
+        <w:tc>
+          <w:tcPr>
+            <w:tcW w:w="4508" w:type="dxa"/>
+          </w:tcPr>
+          <w:p>
+            <w:pPr>
+              <w:jc w:val="both"/>
+              <w:rPr>
+                <w:sz w:val="21"/>
+                <w:szCs w:val="21"/>
+              </w:rPr>
+            </w:pPr>
+            <w:r>
+              <w:rPr>
+                <w:sz w:val="21"/>
+                <w:szCs w:val="21"/>
+              </w:rPr>
+              <w:t xml:space="preserve">2. </w:t>
+            </w:r>
+            <w:r>
+              <w:rPr>
+                <w:rFonts w:hint="eastAsia"/>
+                <w:sz w:val="21"/>
+                <w:szCs w:val="21"/>
+              </w:rPr>
+              <w:t>만약 응답</w:t>
+            </w:r>
+            <w:r>
+              <w:rPr>
+                <w:rFonts w:hint="eastAsia"/>
+                <w:sz w:val="21"/>
+                <w:szCs w:val="21"/>
+              </w:rPr>
+              <w:t xml:space="preserve">을 </w:t>
+            </w:r>
+            <w:r>
+              <w:rPr>
+                <w:rFonts w:hint="eastAsia"/>
+                <w:sz w:val="21"/>
+                <w:szCs w:val="21"/>
+              </w:rPr>
+              <w:t>수정하고 싶을 경우 수정버튼을</w:t>
+            </w:r>
+            <w:r>
+              <w:rPr>
+                <w:sz w:val="21"/>
+                <w:szCs w:val="21"/>
+              </w:rPr>
+              <w:t xml:space="preserve"> 누름</w:t>
+            </w:r>
+          </w:p>
+        </w:tc>
+        <w:tc>
+          <w:tcPr>
+            <w:tcW w:w="4508" w:type="dxa"/>
+          </w:tcPr>
+          <w:p>
+            <w:pPr>
+              <w:jc w:val="both"/>
+              <w:rPr>
+                <w:sz w:val="21"/>
+                <w:szCs w:val="21"/>
+              </w:rPr>
+            </w:pPr>
+          </w:p>
+        </w:tc>
+      </w:tr>
+      <w:tr>
+        <w:tc>
+          <w:tcPr>
+            <w:tcW w:w="4508" w:type="dxa"/>
+          </w:tcPr>
+          <w:p>
+            <w:pPr>
+              <w:jc w:val="both"/>
+              <w:rPr>
+                <w:sz w:val="21"/>
+                <w:szCs w:val="21"/>
+              </w:rPr>
+            </w:pPr>
+          </w:p>
+        </w:tc>
+        <w:tc>
+          <w:tcPr>
+            <w:tcW w:w="4508" w:type="dxa"/>
+          </w:tcPr>
+          <w:p>
+            <w:pPr>
+              <w:jc w:val="both"/>
+              <w:rPr>
+                <w:sz w:val="21"/>
+                <w:szCs w:val="21"/>
+              </w:rPr>
+            </w:pPr>
+            <w:r>
+              <w:rPr>
+                <w:sz w:val="21"/>
+                <w:szCs w:val="21"/>
+              </w:rPr>
+              <w:t xml:space="preserve">3. </w:t>
+            </w:r>
+            <w:r>
+              <w:rPr>
+                <w:rFonts w:hint="eastAsia"/>
+                <w:sz w:val="21"/>
+                <w:szCs w:val="21"/>
+              </w:rPr>
+              <w:t>해당 설문에 대한 설문 수정 페이지로 이동함</w:t>
+            </w:r>
+          </w:p>
+        </w:tc>
+      </w:tr>
+    </w:tbl>
+    <w:p>
+      <w:pPr>
+        <w:widowControl/>
+        <w:wordWrap/>
+        <w:autoSpaceDE/>
+        <w:autoSpaceDN/>
+      </w:pPr>
+    </w:p>
+    <w:p>
+      <w:pPr>
+        <w:rPr>
+          <w:sz w:val="20"/>
+          <w:szCs w:val="22"/>
+        </w:rPr>
+      </w:pPr>
+      <w:r>
+        <w:rPr>
+          <w:rFonts w:hint="eastAsia"/>
+          <w:sz w:val="24"/>
+          <w:szCs w:val="28"/>
+        </w:rPr>
+        <w:t>■</w:t>
+      </w:r>
+      <w:r>
+        <w:rPr>
+          <w:rFonts w:hint="eastAsia"/>
+          <w:sz w:val="24"/>
+          <w:szCs w:val="28"/>
+        </w:rPr>
+        <w:t xml:space="preserve"> </w:t>
+      </w:r>
+      <w:r>
+        <w:rPr>
+          <w:rFonts w:hint="eastAsia"/>
+          <w:sz w:val="24"/>
+          <w:szCs w:val="28"/>
+        </w:rPr>
+        <w:t>설문 수정</w:t>
+      </w:r>
+    </w:p>
+    <w:tbl>
+      <w:tblPr>
+        <w:tblStyle w:val="aa"/>
+        <w:tblW w:w="0" w:type="auto"/>
+        <w:tblLook w:val="04A0" w:firstRow="1" w:lastRow="0" w:firstColumn="1" w:lastColumn="0" w:noHBand="0" w:noVBand="1"/>
+      </w:tblPr>
+      <w:tblGrid>
+        <w:gridCol w:w="4508"/>
+        <w:gridCol w:w="4508"/>
+      </w:tblGrid>
+      <w:tr>
+        <w:tc>
+          <w:tcPr>
+            <w:tcW w:w="4508" w:type="dxa"/>
+            <w:shd w:val="clear" w:color="auto" w:fill="D9D9D9" w:themeFill="background1" w:themeFillShade="D9"/>
+          </w:tcPr>
+          <w:p>
+            <w:pPr>
+              <w:jc w:val="center"/>
+            </w:pPr>
+            <w:r>
+              <w:rPr>
+                <w:rFonts w:hint="eastAsia"/>
+              </w:rPr>
+              <w:t>Actor의 행동</w:t>
+            </w:r>
+          </w:p>
+        </w:tc>
+        <w:tc>
+          <w:tcPr>
+            <w:tcW w:w="4508" w:type="dxa"/>
+            <w:shd w:val="clear" w:color="auto" w:fill="D9D9D9" w:themeFill="background1" w:themeFillShade="D9"/>
+          </w:tcPr>
+          <w:p>
+            <w:pPr>
+              <w:jc w:val="center"/>
+            </w:pPr>
+            <w:r>
+              <w:rPr>
+                <w:rFonts w:hint="eastAsia"/>
+              </w:rPr>
+              <w:t>시스템 응답</w:t>
+            </w:r>
+          </w:p>
+        </w:tc>
+      </w:tr>
+      <w:tr>
+        <w:tc>
+          <w:tcPr>
+            <w:tcW w:w="4508" w:type="dxa"/>
+          </w:tcPr>
+          <w:p>
+            <w:pPr>
+              <w:jc w:val="both"/>
+              <w:rPr>
+                <w:sz w:val="21"/>
+                <w:szCs w:val="21"/>
+              </w:rPr>
+            </w:pPr>
+          </w:p>
+        </w:tc>
+        <w:tc>
+          <w:tcPr>
+            <w:tcW w:w="4508" w:type="dxa"/>
+          </w:tcPr>
+          <w:p>
+            <w:pPr>
+              <w:jc w:val="both"/>
+              <w:rPr>
+                <w:sz w:val="21"/>
+                <w:szCs w:val="21"/>
+              </w:rPr>
+            </w:pPr>
+            <w:r>
+              <w:rPr>
+                <w:rFonts w:hint="eastAsia"/>
+                <w:sz w:val="21"/>
+                <w:szCs w:val="21"/>
+              </w:rPr>
+              <w:t>1.</w:t>
+            </w:r>
+            <w:r>
+              <w:rPr>
+                <w:rFonts w:hint="eastAsia"/>
+                <w:sz w:val="21"/>
+                <w:szCs w:val="21"/>
+              </w:rPr>
+              <w:t xml:space="preserve"> </w:t>
+            </w:r>
+            <w:r>
+              <w:rPr>
+                <w:rFonts w:hint="eastAsia"/>
+                <w:sz w:val="21"/>
+                <w:szCs w:val="21"/>
+              </w:rPr>
+              <w:t>가장 최근에 수정한 날짜와 설문 문항 및 응답 항목이 포함된 설문 수정 화면을 출력함</w:t>
+            </w:r>
+          </w:p>
+          <w:p>
+            <w:pPr>
+              <w:rPr>
+                <w:sz w:val="21"/>
+                <w:szCs w:val="21"/>
+              </w:rPr>
+            </w:pPr>
+            <w:r>
+              <w:rPr>
+                <w:rFonts w:hint="eastAsia"/>
+                <w:sz w:val="21"/>
+                <w:szCs w:val="21"/>
+              </w:rPr>
+              <w:t>만약 응답 기한 내이면 응답 수정과 응답 취소 버튼도 같이 출력함</w:t>
+            </w:r>
+          </w:p>
+        </w:tc>
+      </w:tr>
+      <w:tr>
+        <w:tc>
+          <w:tcPr>
+            <w:tcW w:w="4508" w:type="dxa"/>
+          </w:tcPr>
+          <w:p>
+            <w:pPr>
+              <w:jc w:val="both"/>
+              <w:rPr>
+                <w:sz w:val="21"/>
+                <w:szCs w:val="21"/>
+              </w:rPr>
+            </w:pPr>
+            <w:r>
+              <w:rPr>
+                <w:rFonts w:hint="eastAsia"/>
+                <w:sz w:val="21"/>
+                <w:szCs w:val="21"/>
+              </w:rPr>
+              <w:t>2</w:t>
+            </w:r>
+            <w:r>
+              <w:rPr>
+                <w:rFonts w:hint="eastAsia"/>
+                <w:sz w:val="21"/>
+                <w:szCs w:val="21"/>
+              </w:rPr>
+              <w:t>. 회원이 응답 항목을 수정하고 수정 버튼을 누름</w:t>
+            </w:r>
+          </w:p>
+        </w:tc>
+        <w:tc>
+          <w:tcPr>
+            <w:tcW w:w="4508" w:type="dxa"/>
+          </w:tcPr>
+          <w:p>
+            <w:pPr>
+              <w:jc w:val="both"/>
+              <w:rPr>
+                <w:sz w:val="21"/>
+                <w:szCs w:val="21"/>
+              </w:rPr>
+            </w:pPr>
+          </w:p>
+        </w:tc>
+      </w:tr>
+      <w:tr>
+        <w:tc>
+          <w:tcPr>
+            <w:tcW w:w="4508" w:type="dxa"/>
+          </w:tcPr>
+          <w:p>
+            <w:pPr>
+              <w:jc w:val="both"/>
+              <w:rPr>
+                <w:sz w:val="21"/>
+                <w:szCs w:val="21"/>
+              </w:rPr>
+            </w:pPr>
+          </w:p>
+          <w:p>
+            <w:pPr>
+              <w:jc w:val="both"/>
+              <w:rPr>
+                <w:sz w:val="21"/>
+                <w:szCs w:val="21"/>
+              </w:rPr>
+            </w:pPr>
+          </w:p>
+        </w:tc>
+        <w:tc>
+          <w:tcPr>
+            <w:tcW w:w="4508" w:type="dxa"/>
+          </w:tcPr>
+          <w:p>
+            <w:pPr>
+              <w:jc w:val="both"/>
+              <w:rPr>
+                <w:sz w:val="21"/>
+                <w:szCs w:val="21"/>
+              </w:rPr>
+            </w:pPr>
+            <w:r>
+              <w:rPr>
+                <w:rFonts w:hint="eastAsia"/>
+                <w:sz w:val="21"/>
+                <w:szCs w:val="21"/>
+              </w:rPr>
+              <w:t>3</w:t>
+            </w:r>
+            <w:r>
+              <w:rPr>
+                <w:rFonts w:hint="eastAsia"/>
+                <w:sz w:val="21"/>
+                <w:szCs w:val="21"/>
+              </w:rPr>
+              <w:t xml:space="preserve">. 수정된 응답을 저장하고, </w:t>
+            </w:r>
+            <w:r>
+              <w:rPr>
+                <w:sz w:val="21"/>
+                <w:szCs w:val="21"/>
+              </w:rPr>
+              <w:t>“</w:t>
+            </w:r>
+            <w:r>
+              <w:rPr>
+                <w:rFonts w:hint="eastAsia"/>
+                <w:sz w:val="21"/>
+                <w:szCs w:val="21"/>
+              </w:rPr>
+              <w:t>수정이 완료되었습니다.</w:t>
+            </w:r>
+            <w:r>
+              <w:rPr>
+                <w:sz w:val="21"/>
+                <w:szCs w:val="21"/>
+              </w:rPr>
+              <w:t>”</w:t>
+            </w:r>
+            <w:r>
+              <w:rPr>
+                <w:rFonts w:hint="eastAsia"/>
+                <w:sz w:val="21"/>
+                <w:szCs w:val="21"/>
+              </w:rPr>
+              <w:t xml:space="preserve"> 라는 팝업을 출력함</w:t>
+            </w:r>
+          </w:p>
+        </w:tc>
+      </w:tr>
+      <w:tr>
+        <w:tc>
+          <w:tcPr>
+            <w:tcW w:w="4508" w:type="dxa"/>
+          </w:tcPr>
+          <w:p>
+            <w:pPr>
+              <w:jc w:val="both"/>
+              <w:rPr>
+                <w:sz w:val="21"/>
+                <w:szCs w:val="21"/>
+              </w:rPr>
+            </w:pPr>
+            <w:r>
+              <w:rPr>
+                <w:rFonts w:hint="eastAsia"/>
+                <w:sz w:val="21"/>
+                <w:szCs w:val="21"/>
+              </w:rPr>
+              <w:t>4. 만약 사용자가 응답을 취소하고 싶을 경우 응답 취소 버튼을 누름</w:t>
+            </w:r>
+          </w:p>
+        </w:tc>
+        <w:tc>
+          <w:tcPr>
+            <w:tcW w:w="4508" w:type="dxa"/>
+          </w:tcPr>
+          <w:p>
+            <w:pPr>
+              <w:jc w:val="both"/>
+              <w:rPr>
+                <w:sz w:val="21"/>
+                <w:szCs w:val="21"/>
+              </w:rPr>
+            </w:pPr>
+          </w:p>
+        </w:tc>
+      </w:tr>
+      <w:tr>
+        <w:tc>
+          <w:tcPr>
+            <w:tcW w:w="4508" w:type="dxa"/>
+          </w:tcPr>
+          <w:p>
+            <w:pPr>
+              <w:jc w:val="both"/>
+              <w:rPr>
+                <w:sz w:val="21"/>
+                <w:szCs w:val="21"/>
+              </w:rPr>
+            </w:pPr>
+          </w:p>
+        </w:tc>
+        <w:tc>
+          <w:tcPr>
+            <w:tcW w:w="4508" w:type="dxa"/>
+          </w:tcPr>
+          <w:p>
+            <w:pPr>
+              <w:jc w:val="both"/>
+              <w:rPr>
+                <w:sz w:val="21"/>
+                <w:szCs w:val="21"/>
+              </w:rPr>
+            </w:pPr>
+            <w:r>
+              <w:rPr>
+                <w:rFonts w:hint="eastAsia"/>
+                <w:sz w:val="21"/>
+                <w:szCs w:val="21"/>
+              </w:rPr>
+              <w:t xml:space="preserve">5. 기존에 저장하고 있던 응답을 삭제하고, </w:t>
+            </w:r>
+            <w:r>
+              <w:rPr>
+                <w:sz w:val="21"/>
+                <w:szCs w:val="21"/>
+              </w:rPr>
+              <w:t>“</w:t>
+            </w:r>
+            <w:r>
+              <w:rPr>
+                <w:rFonts w:hint="eastAsia"/>
+                <w:sz w:val="21"/>
+                <w:szCs w:val="21"/>
+              </w:rPr>
+              <w:t>응답이 삭제되었습니다.</w:t>
+            </w:r>
+            <w:r>
+              <w:rPr>
+                <w:sz w:val="21"/>
+                <w:szCs w:val="21"/>
+              </w:rPr>
+              <w:t>”</w:t>
+            </w:r>
+            <w:r>
+              <w:rPr>
+                <w:rFonts w:hint="eastAsia"/>
+                <w:sz w:val="21"/>
+                <w:szCs w:val="21"/>
+              </w:rPr>
+              <w:t>라는 팝업을 출력함</w:t>
+            </w:r>
+          </w:p>
+        </w:tc>
+      </w:tr>
+    </w:tbl>
+    <w:p>
+      <w:pPr>
+        <w:jc w:val="center"/>
+      </w:pPr>
+    </w:p>
+    <w:p>
+      <w:pPr>
+        <w:widowControl/>
+        <w:wordWrap/>
+        <w:autoSpaceDE/>
+        <w:autoSpaceDN/>
+      </w:pPr>
+      <w:r>
+        <w:br w:type="page"/>
+      </w:r>
+    </w:p>
+    <w:p>
+      <w:pPr>
+        <w:rPr>
+          <w:sz w:val="20"/>
+          <w:szCs w:val="22"/>
+        </w:rPr>
+      </w:pPr>
+      <w:r>
+        <w:rPr>
+          <w:rFonts w:hint="eastAsia"/>
+          <w:sz w:val="24"/>
+          <w:szCs w:val="28"/>
+        </w:rPr>
+        <w:lastRenderedPageBreak/>
+        <w:t xml:space="preserve">■ </w:t>
+      </w:r>
+      <w:r>
+        <w:rPr>
+          <w:rFonts w:hint="eastAsia"/>
+          <w:sz w:val="24"/>
+          <w:szCs w:val="28"/>
+        </w:rPr>
+        <w:t>설문 등록</w:t>
+      </w:r>
+    </w:p>
+    <w:tbl>
+      <w:tblPr>
+        <w:tblStyle w:val="aa"/>
+        <w:tblW w:w="0" w:type="auto"/>
+        <w:tblLook w:val="04A0" w:firstRow="1" w:lastRow="0" w:firstColumn="1" w:lastColumn="0" w:noHBand="0" w:noVBand="1"/>
+      </w:tblPr>
+      <w:tblGrid>
+        <w:gridCol w:w="4508"/>
+        <w:gridCol w:w="4508"/>
+      </w:tblGrid>
+      <w:tr>
+        <w:tc>
+          <w:tcPr>
+            <w:tcW w:w="4508" w:type="dxa"/>
+            <w:shd w:val="clear" w:color="auto" w:fill="D9D9D9" w:themeFill="background1" w:themeFillShade="D9"/>
+          </w:tcPr>
+          <w:p>
+            <w:pPr>
+              <w:jc w:val="center"/>
+            </w:pPr>
+            <w:r>
+              <w:rPr>
+                <w:rFonts w:hint="eastAsia"/>
+              </w:rPr>
+              <w:t>Actor의 행동</w:t>
+            </w:r>
+          </w:p>
+        </w:tc>
+        <w:tc>
+          <w:tcPr>
+            <w:tcW w:w="4508" w:type="dxa"/>
+            <w:shd w:val="clear" w:color="auto" w:fill="D9D9D9" w:themeFill="background1" w:themeFillShade="D9"/>
+          </w:tcPr>
+          <w:p>
+            <w:pPr>
+              <w:jc w:val="center"/>
+            </w:pPr>
+            <w:r>
+              <w:rPr>
+                <w:rFonts w:hint="eastAsia"/>
+              </w:rPr>
+              <w:t>시스템 응답</w:t>
+            </w:r>
+          </w:p>
+        </w:tc>
+      </w:tr>
+      <w:tr>
+        <w:tc>
+          <w:tcPr>
+            <w:tcW w:w="4508" w:type="dxa"/>
+          </w:tcPr>
+          <w:p>
+            <w:pPr>
+              <w:jc w:val="both"/>
+              <w:rPr>
+                <w:sz w:val="21"/>
+                <w:szCs w:val="21"/>
+              </w:rPr>
+            </w:pPr>
+          </w:p>
+        </w:tc>
+        <w:tc>
+          <w:tcPr>
+            <w:tcW w:w="4508" w:type="dxa"/>
+          </w:tcPr>
+          <w:p>
+            <w:pPr>
+              <w:jc w:val="both"/>
+              <w:rPr>
+                <w:sz w:val="21"/>
+                <w:szCs w:val="21"/>
+              </w:rPr>
+            </w:pPr>
+            <w:r>
+              <w:rPr>
+                <w:rFonts w:hint="eastAsia"/>
+                <w:sz w:val="21"/>
+                <w:szCs w:val="21"/>
+              </w:rPr>
+              <w:t>1.</w:t>
+            </w:r>
+            <w:r>
+              <w:rPr>
+                <w:rFonts w:hint="eastAsia"/>
+                <w:sz w:val="21"/>
+                <w:szCs w:val="21"/>
+              </w:rPr>
+              <w:t xml:space="preserve"> </w:t>
+            </w:r>
+            <w:r>
+              <w:rPr>
+                <w:rFonts w:hint="eastAsia"/>
+                <w:sz w:val="21"/>
+                <w:szCs w:val="21"/>
+              </w:rPr>
+              <w:t>설문 등록에 필요한 제목, 설명, 시작 시간 및 마감 시간, 설문 항목 추가 버튼과 등록 버튼을 화면에 출력함</w:t>
+            </w:r>
+          </w:p>
+        </w:tc>
+      </w:tr>
+      <w:tr>
+        <w:tc>
+          <w:tcPr>
+            <w:tcW w:w="4508" w:type="dxa"/>
+          </w:tcPr>
+          <w:p>
+            <w:pPr>
+              <w:jc w:val="both"/>
+              <w:rPr>
+                <w:sz w:val="21"/>
+                <w:szCs w:val="21"/>
+              </w:rPr>
+            </w:pPr>
+            <w:r>
+              <w:rPr>
+                <w:rFonts w:hint="eastAsia"/>
+                <w:sz w:val="21"/>
+                <w:szCs w:val="21"/>
+              </w:rPr>
+              <w:t xml:space="preserve">2. </w:t>
+            </w:r>
+            <w:r>
+              <w:rPr>
+                <w:rFonts w:hint="eastAsia"/>
+                <w:sz w:val="21"/>
+                <w:szCs w:val="21"/>
+              </w:rPr>
+              <w:t>관리자가</w:t>
+            </w:r>
+            <w:r>
+              <w:rPr>
+                <w:rFonts w:hint="eastAsia"/>
+                <w:sz w:val="21"/>
+                <w:szCs w:val="21"/>
+              </w:rPr>
+              <w:t xml:space="preserve"> </w:t>
+            </w:r>
+            <w:r>
+              <w:rPr>
+                <w:rFonts w:hint="eastAsia"/>
+                <w:sz w:val="21"/>
+                <w:szCs w:val="21"/>
+              </w:rPr>
+              <w:t>제목, 설명, 시작 시간, 마감 시간을 채우고 추가 버튼을 누름</w:t>
+            </w:r>
+          </w:p>
+        </w:tc>
+        <w:tc>
+          <w:tcPr>
+            <w:tcW w:w="4508" w:type="dxa"/>
+          </w:tcPr>
+          <w:p>
+            <w:pPr>
+              <w:jc w:val="both"/>
+              <w:rPr>
+                <w:sz w:val="21"/>
+                <w:szCs w:val="21"/>
+              </w:rPr>
+            </w:pPr>
+          </w:p>
+        </w:tc>
+      </w:tr>
+      <w:tr>
+        <w:tc>
+          <w:tcPr>
+            <w:tcW w:w="4508" w:type="dxa"/>
+          </w:tcPr>
+          <w:p>
+            <w:pPr>
+              <w:jc w:val="both"/>
+              <w:rPr>
+                <w:sz w:val="21"/>
+                <w:szCs w:val="21"/>
+              </w:rPr>
+            </w:pPr>
+          </w:p>
+          <w:p>
+            <w:pPr>
+              <w:jc w:val="both"/>
+              <w:rPr>
+                <w:sz w:val="21"/>
+                <w:szCs w:val="21"/>
+              </w:rPr>
+            </w:pPr>
+          </w:p>
+        </w:tc>
+        <w:tc>
+          <w:tcPr>
+            <w:tcW w:w="4508" w:type="dxa"/>
+          </w:tcPr>
+          <w:p>
+            <w:pPr>
+              <w:jc w:val="both"/>
+              <w:rPr>
+                <w:sz w:val="21"/>
+                <w:szCs w:val="21"/>
+              </w:rPr>
+            </w:pPr>
+            <w:r>
+              <w:rPr>
+                <w:rFonts w:hint="eastAsia"/>
+                <w:sz w:val="21"/>
+                <w:szCs w:val="21"/>
+              </w:rPr>
+              <w:t xml:space="preserve">3. </w:t>
+            </w:r>
+            <w:r>
+              <w:rPr>
+                <w:rFonts w:hint="eastAsia"/>
+                <w:sz w:val="21"/>
+                <w:szCs w:val="21"/>
+              </w:rPr>
+              <w:t>설문 문제와 선지 등을 추가할 수 있는 팝업을 출력함</w:t>
+            </w:r>
+          </w:p>
+        </w:tc>
+      </w:tr>
+      <w:tr>
+        <w:tc>
+          <w:tcPr>
+            <w:tcW w:w="4508" w:type="dxa"/>
+          </w:tcPr>
+          <w:p>
+            <w:pPr>
+              <w:jc w:val="both"/>
+              <w:rPr>
+                <w:sz w:val="21"/>
+                <w:szCs w:val="21"/>
+              </w:rPr>
+            </w:pPr>
+            <w:r>
+              <w:rPr>
+                <w:rFonts w:hint="eastAsia"/>
+                <w:sz w:val="21"/>
+                <w:szCs w:val="21"/>
+              </w:rPr>
+              <w:t xml:space="preserve">4. </w:t>
+            </w:r>
+            <w:r>
+              <w:rPr>
+                <w:rFonts w:hint="eastAsia"/>
+                <w:sz w:val="21"/>
+                <w:szCs w:val="21"/>
+              </w:rPr>
+              <w:t>관리자가 설문 문제와 선지를 추가하고 추가 버튼을 눌러 설문 항목을 추가함</w:t>
+            </w:r>
+          </w:p>
+        </w:tc>
+        <w:tc>
+          <w:tcPr>
+            <w:tcW w:w="4508" w:type="dxa"/>
+          </w:tcPr>
+          <w:p>
+            <w:pPr>
+              <w:jc w:val="both"/>
+              <w:rPr>
+                <w:sz w:val="21"/>
+                <w:szCs w:val="21"/>
+              </w:rPr>
+            </w:pPr>
+          </w:p>
+        </w:tc>
+      </w:tr>
+      <w:tr>
+        <w:tc>
+          <w:tcPr>
+            <w:tcW w:w="4508" w:type="dxa"/>
+          </w:tcPr>
+          <w:p>
+            <w:pPr>
+              <w:jc w:val="both"/>
+              <w:rPr>
+                <w:sz w:val="21"/>
+                <w:szCs w:val="21"/>
+              </w:rPr>
+            </w:pPr>
+          </w:p>
+        </w:tc>
+        <w:tc>
+          <w:tcPr>
+            <w:tcW w:w="4508" w:type="dxa"/>
+          </w:tcPr>
+          <w:p>
+            <w:pPr>
+              <w:jc w:val="both"/>
+              <w:rPr>
+                <w:sz w:val="21"/>
+                <w:szCs w:val="21"/>
+              </w:rPr>
+            </w:pPr>
+            <w:r>
+              <w:rPr>
+                <w:rFonts w:hint="eastAsia"/>
+                <w:sz w:val="21"/>
+                <w:szCs w:val="21"/>
+              </w:rPr>
+              <w:t xml:space="preserve">5. </w:t>
+            </w:r>
+            <w:r>
+              <w:rPr>
+                <w:rFonts w:hint="eastAsia"/>
+                <w:sz w:val="21"/>
+                <w:szCs w:val="21"/>
+              </w:rPr>
+              <w:t>관리자</w:t>
+            </w:r>
+            <w:r>
+              <w:rPr>
+                <w:rFonts w:hint="eastAsia"/>
+                <w:sz w:val="21"/>
+                <w:szCs w:val="21"/>
+              </w:rPr>
+              <w:t>가 작성한 설문 항목이 설문 항목에 추가됨</w:t>
+            </w:r>
+          </w:p>
+        </w:tc>
+      </w:tr>
+      <w:tr>
+        <w:tc>
+          <w:tcPr>
+            <w:tcW w:w="4508" w:type="dxa"/>
+          </w:tcPr>
+          <w:p>
+            <w:pPr>
+              <w:jc w:val="both"/>
+              <w:rPr>
+                <w:sz w:val="21"/>
+                <w:szCs w:val="21"/>
+              </w:rPr>
+            </w:pPr>
+            <w:r>
+              <w:rPr>
+                <w:rFonts w:hint="eastAsia"/>
+                <w:sz w:val="21"/>
+                <w:szCs w:val="21"/>
+              </w:rPr>
+              <w:t>6. 관리자가 등록 버튼을 누름</w:t>
+            </w:r>
+          </w:p>
+        </w:tc>
+        <w:tc>
+          <w:tcPr>
+            <w:tcW w:w="4508" w:type="dxa"/>
+          </w:tcPr>
+          <w:p>
+            <w:pPr>
+              <w:jc w:val="both"/>
+              <w:rPr>
+                <w:sz w:val="21"/>
+                <w:szCs w:val="21"/>
+              </w:rPr>
+            </w:pPr>
+          </w:p>
+        </w:tc>
+      </w:tr>
+      <w:tr>
+        <w:tc>
+          <w:tcPr>
+            <w:tcW w:w="4508" w:type="dxa"/>
+          </w:tcPr>
+          <w:p>
+            <w:pPr>
+              <w:jc w:val="both"/>
+              <w:rPr>
+                <w:sz w:val="21"/>
+                <w:szCs w:val="21"/>
+              </w:rPr>
+            </w:pPr>
+          </w:p>
+        </w:tc>
+        <w:tc>
+          <w:tcPr>
+            <w:tcW w:w="4508" w:type="dxa"/>
+          </w:tcPr>
+          <w:p>
+            <w:pPr>
+              <w:jc w:val="both"/>
+              <w:rPr>
+                <w:sz w:val="21"/>
+                <w:szCs w:val="21"/>
+              </w:rPr>
+            </w:pPr>
+            <w:r>
+              <w:rPr>
+                <w:rFonts w:hint="eastAsia"/>
+                <w:sz w:val="21"/>
+                <w:szCs w:val="21"/>
+              </w:rPr>
+              <w:t xml:space="preserve">7. 관리자가 등록한 설문을 </w:t>
+            </w:r>
+            <w:r>
+              <w:rPr>
+                <w:rFonts w:hint="eastAsia"/>
+                <w:sz w:val="21"/>
+                <w:szCs w:val="21"/>
+              </w:rPr>
+              <w:t xml:space="preserve">저장하고, </w:t>
+            </w:r>
+            <w:r>
+              <w:rPr>
+                <w:sz w:val="21"/>
+                <w:szCs w:val="21"/>
+              </w:rPr>
+              <w:t>“</w:t>
+            </w:r>
+            <w:r>
+              <w:rPr>
+                <w:rFonts w:hint="eastAsia"/>
+                <w:sz w:val="21"/>
+                <w:szCs w:val="21"/>
+              </w:rPr>
+              <w:t>설문 등록</w:t>
+            </w:r>
+            <w:r>
+              <w:rPr>
+                <w:rFonts w:hint="eastAsia"/>
+                <w:sz w:val="21"/>
+                <w:szCs w:val="21"/>
+              </w:rPr>
+              <w:t>이 완료되었습니다.</w:t>
+            </w:r>
+            <w:r>
+              <w:rPr>
+                <w:sz w:val="21"/>
+                <w:szCs w:val="21"/>
+              </w:rPr>
+              <w:t>”</w:t>
+            </w:r>
+            <w:r>
+              <w:rPr>
+                <w:rFonts w:hint="eastAsia"/>
+                <w:sz w:val="21"/>
+                <w:szCs w:val="21"/>
+              </w:rPr>
+              <w:t xml:space="preserve"> 라는 팝업을 출력함</w:t>
+            </w:r>
+          </w:p>
+        </w:tc>
+      </w:tr>
+    </w:tbl>
+    <w:p>
+      <w:pPr>
+        <w:widowControl/>
+        <w:wordWrap/>
+        <w:autoSpaceDE/>
+        <w:autoSpaceDN/>
+      </w:pPr>
+    </w:p>
+    <w:p>
+      <w:pPr>
+        <w:rPr>
+          <w:sz w:val="20"/>
+          <w:szCs w:val="22"/>
+        </w:rPr>
+      </w:pPr>
+      <w:r>
+        <w:rPr>
+          <w:rFonts w:hint="eastAsia"/>
+          <w:sz w:val="24"/>
+          <w:szCs w:val="28"/>
+        </w:rPr>
+        <w:t>■</w:t>
+      </w:r>
+      <w:r>
+        <w:rPr>
+          <w:rFonts w:hint="eastAsia"/>
+          <w:sz w:val="24"/>
+          <w:szCs w:val="28"/>
+        </w:rPr>
+        <w:t xml:space="preserve"> </w:t>
+      </w:r>
+      <w:r>
+        <w:rPr>
+          <w:rFonts w:hint="eastAsia"/>
+          <w:sz w:val="24"/>
+          <w:szCs w:val="28"/>
+        </w:rPr>
+        <w:t>설문 목록 조회</w:t>
+      </w:r>
+    </w:p>
+    <w:tbl>
+      <w:tblPr>
+        <w:tblStyle w:val="aa"/>
+        <w:tblW w:w="0" w:type="auto"/>
+        <w:tblLook w:val="04A0" w:firstRow="1" w:lastRow="0" w:firstColumn="1" w:lastColumn="0" w:noHBand="0" w:noVBand="1"/>
+      </w:tblPr>
+      <w:tblGrid>
+        <w:gridCol w:w="4508"/>
+        <w:gridCol w:w="4508"/>
+      </w:tblGrid>
+      <w:tr>
+        <w:tc>
+          <w:tcPr>
+            <w:tcW w:w="4508" w:type="dxa"/>
+            <w:shd w:val="clear" w:color="auto" w:fill="D9D9D9" w:themeFill="background1" w:themeFillShade="D9"/>
+          </w:tcPr>
+          <w:p>
+            <w:pPr>
+              <w:jc w:val="center"/>
+            </w:pPr>
+            <w:r>
+              <w:rPr>
+                <w:rFonts w:hint="eastAsia"/>
+              </w:rPr>
+              <w:t>Actor의 행동</w:t>
+            </w:r>
+          </w:p>
+        </w:tc>
+        <w:tc>
+          <w:tcPr>
+            <w:tcW w:w="4508" w:type="dxa"/>
+            <w:shd w:val="clear" w:color="auto" w:fill="D9D9D9" w:themeFill="background1" w:themeFillShade="D9"/>
+          </w:tcPr>
+          <w:p>
+            <w:pPr>
+              <w:jc w:val="center"/>
+            </w:pPr>
+            <w:r>
+              <w:rPr>
+                <w:rFonts w:hint="eastAsia"/>
+              </w:rPr>
+              <w:t>시스템 응답</w:t>
+            </w:r>
+          </w:p>
+        </w:tc>
+      </w:tr>
+      <w:tr>
+        <w:tc>
+          <w:tcPr>
+            <w:tcW w:w="4508" w:type="dxa"/>
+          </w:tcPr>
+          <w:p>
+            <w:pPr>
+              <w:jc w:val="both"/>
+              <w:rPr>
+                <w:sz w:val="21"/>
+                <w:szCs w:val="21"/>
+              </w:rPr>
+            </w:pPr>
+          </w:p>
+        </w:tc>
+        <w:tc>
+          <w:tcPr>
+            <w:tcW w:w="4508" w:type="dxa"/>
+          </w:tcPr>
+          <w:p>
+            <w:pPr>
+              <w:jc w:val="both"/>
+              <w:rPr>
+                <w:sz w:val="21"/>
+                <w:szCs w:val="21"/>
+              </w:rPr>
+            </w:pPr>
+            <w:r>
+              <w:rPr>
+                <w:sz w:val="21"/>
+                <w:szCs w:val="21"/>
+              </w:rPr>
+              <w:t xml:space="preserve">1. </w:t>
+            </w:r>
+            <w:r>
+              <w:rPr>
+                <w:rFonts w:hint="eastAsia"/>
+                <w:sz w:val="21"/>
+                <w:szCs w:val="21"/>
+              </w:rPr>
+              <w:t xml:space="preserve">시스템에 존재하는 </w:t>
+            </w:r>
+            <w:r>
+              <w:rPr>
+                <w:sz w:val="21"/>
+                <w:szCs w:val="21"/>
+              </w:rPr>
+              <w:t>모든 설문의 제목, 응답 내용, 응답 일시</w:t>
+            </w:r>
+            <w:r>
+              <w:rPr>
+                <w:rFonts w:hint="eastAsia"/>
+                <w:sz w:val="21"/>
+                <w:szCs w:val="21"/>
+              </w:rPr>
+              <w:t>, 상세정보 버튼과 삭제 버튼을</w:t>
+            </w:r>
+            <w:r>
+              <w:rPr>
+                <w:sz w:val="21"/>
+                <w:szCs w:val="21"/>
+              </w:rPr>
+              <w:t xml:space="preserve"> 한 화면에 출력함</w:t>
+            </w:r>
+          </w:p>
+        </w:tc>
+      </w:tr>
+      <w:tr>
+        <w:tc>
+          <w:tcPr>
+            <w:tcW w:w="4508" w:type="dxa"/>
+          </w:tcPr>
+          <w:p>
+            <w:pPr>
+              <w:jc w:val="both"/>
+              <w:rPr>
+                <w:sz w:val="21"/>
+                <w:szCs w:val="21"/>
+              </w:rPr>
+            </w:pPr>
+            <w:r>
+              <w:rPr>
+                <w:sz w:val="21"/>
+                <w:szCs w:val="21"/>
+              </w:rPr>
+              <w:t xml:space="preserve">2. </w:t>
+            </w:r>
+            <w:r>
+              <w:rPr>
+                <w:rFonts w:hint="eastAsia"/>
+                <w:sz w:val="21"/>
+                <w:szCs w:val="21"/>
+              </w:rPr>
+              <w:t xml:space="preserve">만약 </w:t>
+            </w:r>
+            <w:r>
+              <w:rPr>
+                <w:rFonts w:hint="eastAsia"/>
+                <w:sz w:val="21"/>
+                <w:szCs w:val="21"/>
+              </w:rPr>
+              <w:t xml:space="preserve">설문 항목 등 자세히 정보를 열람하고 싶은 경우 </w:t>
+            </w:r>
+            <w:r>
+              <w:rPr>
+                <w:rFonts w:hint="eastAsia"/>
+                <w:sz w:val="21"/>
+                <w:szCs w:val="21"/>
+              </w:rPr>
+              <w:t>해당</w:t>
+            </w:r>
+            <w:r>
+              <w:rPr>
+                <w:rFonts w:hint="eastAsia"/>
+                <w:sz w:val="21"/>
+                <w:szCs w:val="21"/>
+              </w:rPr>
+              <w:t xml:space="preserve"> 설문의 상세정보 버튼을 누름</w:t>
+            </w:r>
+          </w:p>
+        </w:tc>
+        <w:tc>
+          <w:tcPr>
+            <w:tcW w:w="4508" w:type="dxa"/>
+          </w:tcPr>
+          <w:p>
+            <w:pPr>
+              <w:jc w:val="both"/>
+              <w:rPr>
+                <w:sz w:val="21"/>
+                <w:szCs w:val="21"/>
+              </w:rPr>
+            </w:pPr>
+          </w:p>
+        </w:tc>
+      </w:tr>
+      <w:tr>
+        <w:tc>
+          <w:tcPr>
+            <w:tcW w:w="4508" w:type="dxa"/>
+          </w:tcPr>
+          <w:p>
+            <w:pPr>
+              <w:jc w:val="both"/>
+              <w:rPr>
+                <w:sz w:val="21"/>
+                <w:szCs w:val="21"/>
+              </w:rPr>
+            </w:pPr>
+          </w:p>
+        </w:tc>
+        <w:tc>
+          <w:tcPr>
+            <w:tcW w:w="4508" w:type="dxa"/>
+          </w:tcPr>
+          <w:p>
+            <w:pPr>
+              <w:jc w:val="both"/>
+              <w:rPr>
+                <w:sz w:val="21"/>
+                <w:szCs w:val="21"/>
+              </w:rPr>
+            </w:pPr>
+            <w:r>
+              <w:rPr>
+                <w:sz w:val="21"/>
+                <w:szCs w:val="21"/>
+              </w:rPr>
+              <w:t xml:space="preserve">3. </w:t>
+            </w:r>
+            <w:r>
+              <w:rPr>
+                <w:rFonts w:hint="eastAsia"/>
+                <w:sz w:val="21"/>
+                <w:szCs w:val="21"/>
+              </w:rPr>
+              <w:t xml:space="preserve">해당 </w:t>
+            </w:r>
+            <w:r>
+              <w:rPr>
+                <w:rFonts w:hint="eastAsia"/>
+                <w:sz w:val="21"/>
+                <w:szCs w:val="21"/>
+              </w:rPr>
+              <w:t>설문의 상세 정보를 팝업 형태로 출력함</w:t>
+            </w:r>
+          </w:p>
+        </w:tc>
+      </w:tr>
+      <w:tr>
+        <w:tc>
+          <w:tcPr>
+            <w:tcW w:w="4508" w:type="dxa"/>
+          </w:tcPr>
+          <w:p>
+            <w:pPr>
+              <w:jc w:val="both"/>
+              <w:rPr>
+                <w:sz w:val="21"/>
+                <w:szCs w:val="21"/>
+              </w:rPr>
+            </w:pPr>
+            <w:r>
+              <w:rPr>
+                <w:rFonts w:hint="eastAsia"/>
+                <w:sz w:val="21"/>
+                <w:szCs w:val="21"/>
+              </w:rPr>
+              <w:t xml:space="preserve">4. 만약 특정 설문을 삭제하고 싶은 경우 </w:t>
+            </w:r>
+            <w:r>
+              <w:rPr>
+                <w:rFonts w:hint="eastAsia"/>
+                <w:sz w:val="21"/>
+                <w:szCs w:val="21"/>
+              </w:rPr>
+              <w:t>해당</w:t>
+            </w:r>
+            <w:r>
+              <w:rPr>
+                <w:rFonts w:hint="eastAsia"/>
+                <w:sz w:val="21"/>
+                <w:szCs w:val="21"/>
+              </w:rPr>
+              <w:t xml:space="preserve"> 설문의 삭제 버튼을 누름</w:t>
+            </w:r>
+          </w:p>
+        </w:tc>
+        <w:tc>
+          <w:tcPr>
+            <w:tcW w:w="4508" w:type="dxa"/>
+          </w:tcPr>
+          <w:p>
+            <w:pPr>
+              <w:jc w:val="both"/>
+              <w:rPr>
+                <w:sz w:val="21"/>
+                <w:szCs w:val="21"/>
+              </w:rPr>
+            </w:pPr>
+          </w:p>
+        </w:tc>
+      </w:tr>
+      <w:tr>
+        <w:tc>
+          <w:tcPr>
+            <w:tcW w:w="4508" w:type="dxa"/>
+          </w:tcPr>
+          <w:p>
+            <w:pPr>
+              <w:jc w:val="both"/>
+              <w:rPr>
+                <w:sz w:val="21"/>
+                <w:szCs w:val="21"/>
+              </w:rPr>
+            </w:pPr>
+          </w:p>
+        </w:tc>
+        <w:tc>
+          <w:tcPr>
+            <w:tcW w:w="4508" w:type="dxa"/>
+          </w:tcPr>
+          <w:p>
+            <w:pPr>
+              <w:jc w:val="both"/>
+              <w:rPr>
+                <w:sz w:val="21"/>
+                <w:szCs w:val="21"/>
+              </w:rPr>
+            </w:pPr>
+            <w:r>
+              <w:rPr>
+                <w:rFonts w:hint="eastAsia"/>
+                <w:sz w:val="21"/>
+                <w:szCs w:val="21"/>
+              </w:rPr>
+              <w:t xml:space="preserve">5. 해당 설문을 삭제하고 </w:t>
+            </w:r>
+            <w:r>
+              <w:rPr>
+                <w:sz w:val="21"/>
+                <w:szCs w:val="21"/>
+              </w:rPr>
+              <w:t>“</w:t>
+            </w:r>
+            <w:r>
+              <w:rPr>
+                <w:rFonts w:hint="eastAsia"/>
+                <w:sz w:val="21"/>
+                <w:szCs w:val="21"/>
+              </w:rPr>
+              <w:t>설문이 삭제되었습니다.</w:t>
+            </w:r>
+            <w:r>
+              <w:rPr>
+                <w:sz w:val="21"/>
+                <w:szCs w:val="21"/>
+              </w:rPr>
+              <w:t>”</w:t>
+            </w:r>
+            <w:r>
+              <w:rPr>
+                <w:rFonts w:hint="eastAsia"/>
+                <w:sz w:val="21"/>
+                <w:szCs w:val="21"/>
+              </w:rPr>
+              <w:t xml:space="preserve"> 라는 팝업을 출력함</w:t>
+            </w:r>
+          </w:p>
+        </w:tc>
+      </w:tr>
+    </w:tbl>
+    <w:p>
+      <w:pPr>
+        <w:widowControl/>
+        <w:wordWrap/>
+        <w:autoSpaceDE/>
+        <w:autoSpaceDN/>
+      </w:pPr>
+    </w:p>
+    <w:p>
+      <w:pPr>
+        <w:widowControl/>
+        <w:wordWrap/>
+        <w:autoSpaceDE/>
+        <w:autoSpaceDN/>
+      </w:pPr>
+      <w:r>
+        <w:br w:type="page"/>
+      </w:r>
+    </w:p>
+    <w:p>
+      <w:pPr>
+        <w:rPr>
+          <w:sz w:val="20"/>
+          <w:szCs w:val="22"/>
+        </w:rPr>
+      </w:pPr>
+      <w:r>
+        <w:rPr>
+          <w:rFonts w:hint="eastAsia"/>
+          <w:sz w:val="24"/>
+          <w:szCs w:val="28"/>
+        </w:rPr>
+        <w:lastRenderedPageBreak/>
+        <w:t xml:space="preserve">■ </w:t>
+      </w:r>
+      <w:r>
+        <w:rPr>
+          <w:rFonts w:hint="eastAsia"/>
+          <w:sz w:val="24"/>
+          <w:szCs w:val="28"/>
+        </w:rPr>
+        <w:t>통계 조회</w:t>
+      </w:r>
+    </w:p>
+    <w:tbl>
+      <w:tblPr>
+        <w:tblStyle w:val="aa"/>
+        <w:tblW w:w="0" w:type="auto"/>
+        <w:tblLook w:val="04A0" w:firstRow="1" w:lastRow="0" w:firstColumn="1" w:lastColumn="0" w:noHBand="0" w:noVBand="1"/>
+      </w:tblPr>
+      <w:tblGrid>
+        <w:gridCol w:w="4508"/>
+        <w:gridCol w:w="4508"/>
+      </w:tblGrid>
+      <w:tr>
+        <w:tc>
+          <w:tcPr>
+            <w:tcW w:w="4508" w:type="dxa"/>
+            <w:shd w:val="clear" w:color="auto" w:fill="D9D9D9" w:themeFill="background1" w:themeFillShade="D9"/>
+          </w:tcPr>
+          <w:p>
+            <w:pPr>
+              <w:jc w:val="center"/>
+            </w:pPr>
+            <w:r>
+              <w:rPr>
+                <w:rFonts w:hint="eastAsia"/>
+              </w:rPr>
+              <w:t>Actor의 행동</w:t>
+            </w:r>
+          </w:p>
+        </w:tc>
+        <w:tc>
+          <w:tcPr>
+            <w:tcW w:w="4508" w:type="dxa"/>
+            <w:shd w:val="clear" w:color="auto" w:fill="D9D9D9" w:themeFill="background1" w:themeFillShade="D9"/>
+          </w:tcPr>
+          <w:p>
+            <w:pPr>
+              <w:jc w:val="center"/>
+            </w:pPr>
+            <w:r>
+              <w:rPr>
+                <w:rFonts w:hint="eastAsia"/>
+              </w:rPr>
+              <w:t>시스템 응답</w:t>
+            </w:r>
+          </w:p>
+        </w:tc>
+      </w:tr>
+      <w:tr>
+        <w:tc>
+          <w:tcPr>
+            <w:tcW w:w="4508" w:type="dxa"/>
+          </w:tcPr>
+          <w:p>
+            <w:pPr>
+              <w:jc w:val="both"/>
+              <w:rPr>
+                <w:sz w:val="21"/>
+                <w:szCs w:val="21"/>
+              </w:rPr>
+            </w:pPr>
+          </w:p>
+        </w:tc>
+        <w:tc>
+          <w:tcPr>
+            <w:tcW w:w="4508" w:type="dxa"/>
+          </w:tcPr>
+          <w:p>
+            <w:pPr>
+              <w:jc w:val="both"/>
+              <w:rPr>
+                <w:sz w:val="21"/>
+                <w:szCs w:val="21"/>
+              </w:rPr>
+            </w:pPr>
+            <w:r>
+              <w:rPr>
+                <w:rFonts w:hint="eastAsia"/>
+                <w:sz w:val="21"/>
+                <w:szCs w:val="21"/>
+              </w:rPr>
+              <w:t>1.</w:t>
+            </w:r>
+            <w:r>
+              <w:rPr>
+                <w:rFonts w:hint="eastAsia"/>
+                <w:sz w:val="21"/>
+                <w:szCs w:val="21"/>
+              </w:rPr>
+              <w:t xml:space="preserve"> </w:t>
+            </w:r>
+            <w:r>
+              <w:rPr>
+                <w:rFonts w:hint="eastAsia"/>
+                <w:sz w:val="21"/>
+                <w:szCs w:val="21"/>
+              </w:rPr>
+              <w:t>검색 단위 버튼을 출력함 (1주일, 1개월, 1년 총 3개)</w:t>
+            </w:r>
+          </w:p>
+        </w:tc>
+      </w:tr>
+      <w:tr>
+        <w:tc>
+          <w:tcPr>
+            <w:tcW w:w="4508" w:type="dxa"/>
+          </w:tcPr>
+          <w:p>
+            <w:pPr>
+              <w:jc w:val="both"/>
+              <w:rPr>
+                <w:sz w:val="21"/>
+                <w:szCs w:val="21"/>
+              </w:rPr>
+            </w:pPr>
+            <w:r>
+              <w:rPr>
+                <w:rFonts w:hint="eastAsia"/>
+                <w:sz w:val="21"/>
+                <w:szCs w:val="21"/>
+              </w:rPr>
+              <w:t xml:space="preserve">2. </w:t>
+            </w:r>
+            <w:r>
+              <w:rPr>
+                <w:rFonts w:hint="eastAsia"/>
+                <w:sz w:val="21"/>
+                <w:szCs w:val="21"/>
+              </w:rPr>
+              <w:t>관리자가 열람하고자 하는 기간을 선택함</w:t>
+            </w:r>
+          </w:p>
+        </w:tc>
+        <w:tc>
+          <w:tcPr>
+            <w:tcW w:w="4508" w:type="dxa"/>
+          </w:tcPr>
+          <w:p>
+            <w:pPr>
+              <w:jc w:val="both"/>
+              <w:rPr>
+                <w:sz w:val="21"/>
+                <w:szCs w:val="21"/>
+              </w:rPr>
+            </w:pPr>
+          </w:p>
+        </w:tc>
+      </w:tr>
+      <w:tr>
+        <w:tc>
+          <w:tcPr>
+            <w:tcW w:w="4508" w:type="dxa"/>
+          </w:tcPr>
+          <w:p>
+            <w:pPr>
+              <w:jc w:val="both"/>
+              <w:rPr>
+                <w:sz w:val="21"/>
+                <w:szCs w:val="21"/>
+              </w:rPr>
+            </w:pPr>
+          </w:p>
+          <w:p>
+            <w:pPr>
+              <w:jc w:val="both"/>
+              <w:rPr>
+                <w:sz w:val="21"/>
+                <w:szCs w:val="21"/>
+              </w:rPr>
+            </w:pPr>
+          </w:p>
+        </w:tc>
+        <w:tc>
+          <w:tcPr>
+            <w:tcW w:w="4508" w:type="dxa"/>
+          </w:tcPr>
+          <w:p>
+            <w:pPr>
+              <w:jc w:val="both"/>
+              <w:rPr>
+                <w:sz w:val="21"/>
+                <w:szCs w:val="21"/>
+              </w:rPr>
+            </w:pPr>
+            <w:r>
+              <w:rPr>
+                <w:rFonts w:hint="eastAsia"/>
+                <w:sz w:val="21"/>
+                <w:szCs w:val="21"/>
+              </w:rPr>
+              <w:t xml:space="preserve">3. </w:t>
+            </w:r>
+            <w:r>
+              <w:rPr>
+                <w:rFonts w:hint="eastAsia"/>
+                <w:sz w:val="21"/>
+                <w:szCs w:val="21"/>
+              </w:rPr>
+              <w:t>해당 기간에 해당되는 전체 설문 수, 종료된 설문 수, 총 응답 수를 출력함</w:t>
+            </w:r>
+          </w:p>
+        </w:tc>
+      </w:tr>
+    </w:tbl>
+    <w:p>
+      <w:pPr>
+        <w:widowControl/>
+        <w:wordWrap/>
+        <w:autoSpaceDE/>
+        <w:autoSpaceDN/>
       </w:pPr>
     </w:p>
     <w:sectPr>
@@ -1284,6 +4178,95 @@
 <file path=word/numbering.xml><?xml version="1.0" encoding="utf-8"?>
 <w:numbering xmlns:wpc="http://schemas.microsoft.com/office/word/2010/wordprocessingCanvas" xmlns:cx="http://schemas.microsoft.com/office/drawing/2014/chartex" xmlns:cx1="http://schemas.microsoft.com/office/drawing/2015/9/8/chartex" xmlns:cx2="http://schemas.microsoft.com/office/drawing/2015/10/21/chartex" xmlns:cx3="http://schemas.microsoft.com/office/drawing/2016/5/9/chartex" xmlns:cx4="http://schemas.microsoft.com/office/drawing/2016/5/10/chartex" xmlns:cx5="http://schemas.microsoft.com/office/drawing/2016/5/11/chartex" xmlns:cx6="http://schemas.microsoft.com/office/drawing/2016/5/12/chartex" xmlns:cx7="http://schemas.microsoft.com/office/drawing/2016/5/13/chartex" xmlns:cx8="http://schemas.microsoft.com/office/drawing/2016/5/14/chartex" xmlns:mc="http://schemas.openxmlformats.org/markup-compatibility/2006" xmlns:aink="http://schemas.microsoft.com/office/drawing/2016/ink" xmlns:am3d="http://schemas.microsoft.com/office/drawing/2017/model3d" xmlns:o="urn:schemas-microsoft-com:office:office" xmlns:oel="http://schemas.microsoft.com/office/2019/extlst" xmlns:r="http://schemas.openxmlformats.org/officeDocument/2006/relationships" xmlns:m="http://schemas.openxmlformats.org/officeDocument/2006/math" xmlns:v="urn:schemas-microsoft-com:vml" xmlns:wp14="http://schemas.microsoft.com/office/word/2010/wordprocessingDrawing" xmlns:wp="http://schemas.openxmlformats.org/drawingml/2006/wordprocessingDrawing" xmlns:w10="urn:schemas-microsoft-com:office:word" xmlns:w="http://schemas.openxmlformats.org/wordprocessingml/2006/main" xmlns:w14="http://schemas.microsoft.com/office/word/2010/wordml" xmlns:w15="http://schemas.microsoft.com/office/word/2012/wordml" xmlns:w16cex="http://schemas.microsoft.com/office/word/2018/wordml/cex" xmlns:w16cid="http://schemas.microsoft.com/office/word/2016/wordml/cid" xmlns:w16="http://schemas.microsoft.com/office/word/2018/wordml" xmlns:w16du="http://schemas.microsoft.com/office/word/2023/wordml/word16du" xmlns:w16sdtdh="http://schemas.microsoft.com/office/word/2020/wordml/sdtdatahash" xmlns:w16sdtfl="http://schemas.microsoft.com/office/word/2024/wordml/sdtformatlock" xmlns:w16se="http://schemas.microsoft.com/office/word/2015/wordml/symex" xmlns:wpg="http://schemas.microsoft.com/office/word/2010/wordprocessingGroup" xmlns:wpi="http://schemas.microsoft.com/office/word/2010/wordprocessingInk" xmlns:wne="http://schemas.microsoft.com/office/word/2006/wordml" xmlns:wps="http://schemas.microsoft.com/office/word/2010/wordprocessingShape" mc:Ignorable="w14 w15 w16se w16cid w16 w16cex w16sdtdh w16sdtfl w16du wp14">
   <w:abstractNum w:abstractNumId="0" w15:restartNumberingAfterBreak="0">
+    <w:nsid w:val="07242E1F"/>
+    <w:multiLevelType w:val="hybridMultilevel"/>
+    <w:tmpl w:val="E724DAF8"/>
+    <w:lvl w:ilvl="0" w:tplc="D2BE3ACA">
+      <w:start w:val="1"/>
+      <w:numFmt w:val="decimal"/>
+      <w:lvlText w:val="%1."/>
+      <w:lvlJc w:val="left"/>
+      <w:pPr>
+        <w:ind w:left="800" w:hanging="360"/>
+      </w:pPr>
+      <w:rPr>
+        <w:rFonts w:hint="default"/>
+      </w:rPr>
+    </w:lvl>
+    <w:lvl w:ilvl="1" w:tplc="04090019" w:tentative="1">
+      <w:start w:val="1"/>
+      <w:numFmt w:val="upperLetter"/>
+      <w:lvlText w:val="%2."/>
+      <w:lvlJc w:val="left"/>
+      <w:pPr>
+        <w:ind w:left="1320" w:hanging="440"/>
+      </w:pPr>
+    </w:lvl>
+    <w:lvl w:ilvl="2" w:tplc="0409001B" w:tentative="1">
+      <w:start w:val="1"/>
+      <w:numFmt w:val="lowerRoman"/>
+      <w:lvlText w:val="%3."/>
+      <w:lvlJc w:val="right"/>
+      <w:pPr>
+        <w:ind w:left="1760" w:hanging="440"/>
+      </w:pPr>
+    </w:lvl>
+    <w:lvl w:ilvl="3" w:tplc="0409000F" w:tentative="1">
+      <w:start w:val="1"/>
+      <w:numFmt w:val="decimal"/>
+      <w:lvlText w:val="%4."/>
+      <w:lvlJc w:val="left"/>
+      <w:pPr>
+        <w:ind w:left="2200" w:hanging="440"/>
+      </w:pPr>
+    </w:lvl>
+    <w:lvl w:ilvl="4" w:tplc="04090019" w:tentative="1">
+      <w:start w:val="1"/>
+      <w:numFmt w:val="upperLetter"/>
+      <w:lvlText w:val="%5."/>
+      <w:lvlJc w:val="left"/>
+      <w:pPr>
+        <w:ind w:left="2640" w:hanging="440"/>
+      </w:pPr>
+    </w:lvl>
+    <w:lvl w:ilvl="5" w:tplc="0409001B" w:tentative="1">
+      <w:start w:val="1"/>
+      <w:numFmt w:val="lowerRoman"/>
+      <w:lvlText w:val="%6."/>
+      <w:lvlJc w:val="right"/>
+      <w:pPr>
+        <w:ind w:left="3080" w:hanging="440"/>
+      </w:pPr>
+    </w:lvl>
+    <w:lvl w:ilvl="6" w:tplc="0409000F" w:tentative="1">
+      <w:start w:val="1"/>
+      <w:numFmt w:val="decimal"/>
+      <w:lvlText w:val="%7."/>
+      <w:lvlJc w:val="left"/>
+      <w:pPr>
+        <w:ind w:left="3520" w:hanging="440"/>
+      </w:pPr>
+    </w:lvl>
+    <w:lvl w:ilvl="7" w:tplc="04090019" w:tentative="1">
+      <w:start w:val="1"/>
+      <w:numFmt w:val="upperLetter"/>
+      <w:lvlText w:val="%8."/>
+      <w:lvlJc w:val="left"/>
+      <w:pPr>
+        <w:ind w:left="3960" w:hanging="440"/>
+      </w:pPr>
+    </w:lvl>
+    <w:lvl w:ilvl="8" w:tplc="0409001B" w:tentative="1">
+      <w:start w:val="1"/>
+      <w:numFmt w:val="lowerRoman"/>
+      <w:lvlText w:val="%9."/>
+      <w:lvlJc w:val="right"/>
+      <w:pPr>
+        <w:ind w:left="4400" w:hanging="440"/>
+      </w:pPr>
+    </w:lvl>
+  </w:abstractNum>
+  <w:abstractNum w:abstractNumId="1" w15:restartNumberingAfterBreak="0">
     <w:nsid w:val="1E945C94"/>
     <w:multiLevelType w:val="hybridMultilevel"/>
     <w:tmpl w:val="81004FF8"/>
@@ -1372,7 +4355,7 @@
       </w:pPr>
     </w:lvl>
   </w:abstractNum>
-  <w:abstractNum w:abstractNumId="1" w15:restartNumberingAfterBreak="0">
+  <w:abstractNum w:abstractNumId="2" w15:restartNumberingAfterBreak="0">
     <w:nsid w:val="39BB0833"/>
     <w:multiLevelType w:val="hybridMultilevel"/>
     <w:tmpl w:val="7256A66E"/>
@@ -1461,7 +4444,7 @@
       </w:pPr>
     </w:lvl>
   </w:abstractNum>
-  <w:abstractNum w:abstractNumId="2" w15:restartNumberingAfterBreak="0">
+  <w:abstractNum w:abstractNumId="3" w15:restartNumberingAfterBreak="0">
     <w:nsid w:val="3DB92092"/>
     <w:multiLevelType w:val="hybridMultilevel"/>
     <w:tmpl w:val="AFD2A200"/>
@@ -1550,7 +4533,7 @@
       </w:pPr>
     </w:lvl>
   </w:abstractNum>
-  <w:abstractNum w:abstractNumId="3" w15:restartNumberingAfterBreak="0">
+  <w:abstractNum w:abstractNumId="4" w15:restartNumberingAfterBreak="0">
     <w:nsid w:val="50976BF3"/>
     <w:multiLevelType w:val="hybridMultilevel"/>
     <w:tmpl w:val="C67E7EAA"/>
@@ -1639,7 +4622,7 @@
       </w:pPr>
     </w:lvl>
   </w:abstractNum>
-  <w:abstractNum w:abstractNumId="4" w15:restartNumberingAfterBreak="0">
+  <w:abstractNum w:abstractNumId="5" w15:restartNumberingAfterBreak="0">
     <w:nsid w:val="56EE3398"/>
     <w:multiLevelType w:val="hybridMultilevel"/>
     <w:tmpl w:val="E6E8F144"/>
@@ -1728,7 +4711,7 @@
       </w:pPr>
     </w:lvl>
   </w:abstractNum>
-  <w:abstractNum w:abstractNumId="5" w15:restartNumberingAfterBreak="0">
+  <w:abstractNum w:abstractNumId="6" w15:restartNumberingAfterBreak="0">
     <w:nsid w:val="61AA0EBE"/>
     <w:multiLevelType w:val="hybridMultilevel"/>
     <w:tmpl w:val="EA3EE356"/>
@@ -1817,7 +4800,7 @@
       </w:pPr>
     </w:lvl>
   </w:abstractNum>
-  <w:abstractNum w:abstractNumId="6" w15:restartNumberingAfterBreak="0">
+  <w:abstractNum w:abstractNumId="7" w15:restartNumberingAfterBreak="0">
     <w:nsid w:val="66C90CF4"/>
     <w:multiLevelType w:val="hybridMultilevel"/>
     <w:tmpl w:val="165E8F66"/>
@@ -1906,7 +4889,7 @@
       </w:pPr>
     </w:lvl>
   </w:abstractNum>
-  <w:abstractNum w:abstractNumId="7" w15:restartNumberingAfterBreak="0">
+  <w:abstractNum w:abstractNumId="8" w15:restartNumberingAfterBreak="0">
     <w:nsid w:val="6E243232"/>
     <w:multiLevelType w:val="hybridMultilevel"/>
     <w:tmpl w:val="294E0966"/>
@@ -1995,7 +4978,7 @@
       </w:pPr>
     </w:lvl>
   </w:abstractNum>
-  <w:abstractNum w:abstractNumId="8" w15:restartNumberingAfterBreak="0">
+  <w:abstractNum w:abstractNumId="9" w15:restartNumberingAfterBreak="0">
     <w:nsid w:val="71F93167"/>
     <w:multiLevelType w:val="hybridMultilevel"/>
     <w:tmpl w:val="B61843C6"/>
@@ -2084,7 +5067,7 @@
       </w:pPr>
     </w:lvl>
   </w:abstractNum>
-  <w:abstractNum w:abstractNumId="9" w15:restartNumberingAfterBreak="0">
+  <w:abstractNum w:abstractNumId="10" w15:restartNumberingAfterBreak="0">
     <w:nsid w:val="777D524A"/>
     <w:multiLevelType w:val="hybridMultilevel"/>
     <w:tmpl w:val="6B5075EC"/>
@@ -2173,35 +5156,130 @@
       </w:pPr>
     </w:lvl>
   </w:abstractNum>
+  <w:abstractNum w:abstractNumId="11" w15:restartNumberingAfterBreak="0">
+    <w:nsid w:val="7851051C"/>
+    <w:multiLevelType w:val="hybridMultilevel"/>
+    <w:tmpl w:val="0DCCB09A"/>
+    <w:lvl w:ilvl="0" w:tplc="0C0210D4">
+      <w:start w:val="1"/>
+      <w:numFmt w:val="decimal"/>
+      <w:lvlText w:val="%1."/>
+      <w:lvlJc w:val="left"/>
+      <w:pPr>
+        <w:ind w:left="800" w:hanging="360"/>
+      </w:pPr>
+      <w:rPr>
+        <w:rFonts w:hint="default"/>
+      </w:rPr>
+    </w:lvl>
+    <w:lvl w:ilvl="1" w:tplc="04090019" w:tentative="1">
+      <w:start w:val="1"/>
+      <w:numFmt w:val="upperLetter"/>
+      <w:lvlText w:val="%2."/>
+      <w:lvlJc w:val="left"/>
+      <w:pPr>
+        <w:ind w:left="1320" w:hanging="440"/>
+      </w:pPr>
+    </w:lvl>
+    <w:lvl w:ilvl="2" w:tplc="0409001B" w:tentative="1">
+      <w:start w:val="1"/>
+      <w:numFmt w:val="lowerRoman"/>
+      <w:lvlText w:val="%3."/>
+      <w:lvlJc w:val="right"/>
+      <w:pPr>
+        <w:ind w:left="1760" w:hanging="440"/>
+      </w:pPr>
+    </w:lvl>
+    <w:lvl w:ilvl="3" w:tplc="0409000F" w:tentative="1">
+      <w:start w:val="1"/>
+      <w:numFmt w:val="decimal"/>
+      <w:lvlText w:val="%4."/>
+      <w:lvlJc w:val="left"/>
+      <w:pPr>
+        <w:ind w:left="2200" w:hanging="440"/>
+      </w:pPr>
+    </w:lvl>
+    <w:lvl w:ilvl="4" w:tplc="04090019" w:tentative="1">
+      <w:start w:val="1"/>
+      <w:numFmt w:val="upperLetter"/>
+      <w:lvlText w:val="%5."/>
+      <w:lvlJc w:val="left"/>
+      <w:pPr>
+        <w:ind w:left="2640" w:hanging="440"/>
+      </w:pPr>
+    </w:lvl>
+    <w:lvl w:ilvl="5" w:tplc="0409001B" w:tentative="1">
+      <w:start w:val="1"/>
+      <w:numFmt w:val="lowerRoman"/>
+      <w:lvlText w:val="%6."/>
+      <w:lvlJc w:val="right"/>
+      <w:pPr>
+        <w:ind w:left="3080" w:hanging="440"/>
+      </w:pPr>
+    </w:lvl>
+    <w:lvl w:ilvl="6" w:tplc="0409000F" w:tentative="1">
+      <w:start w:val="1"/>
+      <w:numFmt w:val="decimal"/>
+      <w:lvlText w:val="%7."/>
+      <w:lvlJc w:val="left"/>
+      <w:pPr>
+        <w:ind w:left="3520" w:hanging="440"/>
+      </w:pPr>
+    </w:lvl>
+    <w:lvl w:ilvl="7" w:tplc="04090019" w:tentative="1">
+      <w:start w:val="1"/>
+      <w:numFmt w:val="upperLetter"/>
+      <w:lvlText w:val="%8."/>
+      <w:lvlJc w:val="left"/>
+      <w:pPr>
+        <w:ind w:left="3960" w:hanging="440"/>
+      </w:pPr>
+    </w:lvl>
+    <w:lvl w:ilvl="8" w:tplc="0409001B" w:tentative="1">
+      <w:start w:val="1"/>
+      <w:numFmt w:val="lowerRoman"/>
+      <w:lvlText w:val="%9."/>
+      <w:lvlJc w:val="right"/>
+      <w:pPr>
+        <w:ind w:left="4400" w:hanging="440"/>
+      </w:pPr>
+    </w:lvl>
+  </w:abstractNum>
   <w:num w:numId="1" w16cid:durableId="659234220">
+    <w:abstractNumId w:val="9"/>
+  </w:num>
+  <w:num w:numId="2" w16cid:durableId="171653855">
+    <w:abstractNumId w:val="10"/>
+  </w:num>
+  <w:num w:numId="3" w16cid:durableId="1512138088">
+    <w:abstractNumId w:val="7"/>
+  </w:num>
+  <w:num w:numId="4" w16cid:durableId="1481190368">
+    <w:abstractNumId w:val="5"/>
+  </w:num>
+  <w:num w:numId="5" w16cid:durableId="1762682344">
+    <w:abstractNumId w:val="2"/>
+  </w:num>
+  <w:num w:numId="6" w16cid:durableId="77529903">
+    <w:abstractNumId w:val="4"/>
+  </w:num>
+  <w:num w:numId="7" w16cid:durableId="2037391685">
+    <w:abstractNumId w:val="3"/>
+  </w:num>
+  <w:num w:numId="8" w16cid:durableId="138378382">
+    <w:abstractNumId w:val="6"/>
+  </w:num>
+  <w:num w:numId="9" w16cid:durableId="1361855497">
+    <w:abstractNumId w:val="1"/>
+  </w:num>
+  <w:num w:numId="10" w16cid:durableId="444739150">
     <w:abstractNumId w:val="8"/>
   </w:num>
-  <w:num w:numId="2" w16cid:durableId="171653855">
-    <w:abstractNumId w:val="9"/>
+  <w:num w:numId="11" w16cid:durableId="711808722">
+    <w:abstractNumId w:val="11"/>
   </w:num>
-  <w:num w:numId="3" w16cid:durableId="1512138088">
-    <w:abstractNumId w:val="6"/>
-  </w:num>
-  <w:num w:numId="4" w16cid:durableId="1481190368">
-    <w:abstractNumId w:val="4"/>
-  </w:num>
-  <w:num w:numId="5" w16cid:durableId="1762682344">
-    <w:abstractNumId w:val="1"/>
-  </w:num>
-  <w:num w:numId="6" w16cid:durableId="77529903">
-    <w:abstractNumId w:val="3"/>
-  </w:num>
-  <w:num w:numId="7" w16cid:durableId="2037391685">
-    <w:abstractNumId w:val="2"/>
-  </w:num>
-  <w:num w:numId="8" w16cid:durableId="138378382">
-    <w:abstractNumId w:val="5"/>
-  </w:num>
-  <w:num w:numId="9" w16cid:durableId="1361855497">
+  <w:num w:numId="12" w16cid:durableId="1334336063">
     <w:abstractNumId w:val="0"/>
-  </w:num>
-  <w:num w:numId="10" w16cid:durableId="444739150">
-    <w:abstractNumId w:val="7"/>
   </w:num>
 </w:numbering>
 </file>
@@ -3501,4 +6579,16 @@
     </a:ext>
   </a:extLst>
 </a:theme>
+</file>
+
+<file path=customXml/item1.xml><?xml version="1.0" encoding="utf-8"?>
+<b:Sources xmlns:b="http://schemas.openxmlformats.org/officeDocument/2006/bibliography" xmlns="http://schemas.openxmlformats.org/officeDocument/2006/bibliography" SelectedStyle="\APASixthEditionOfficeOnline.xsl" StyleName="APA" Version="6"/>
+</file>
+
+<file path=customXml/itemProps1.xml><?xml version="1.0" encoding="utf-8"?>
+<ds:datastoreItem xmlns:ds="http://schemas.openxmlformats.org/officeDocument/2006/customXml" ds:itemID="{D7FA419D-F0DD-42DF-B89D-0B466FB2BB4C}">
+  <ds:schemaRefs>
+    <ds:schemaRef ds:uri="http://schemas.openxmlformats.org/officeDocument/2006/bibliography"/>
+  </ds:schemaRefs>
+</ds:datastoreItem>
 </file>
--- a/25조(28337) Use-case Description.docx
+++ b/25조(28337) Use-case Description.docx
@@ -2695,15 +2695,13 @@
           </w:tcPr>
           <w:p>
             <w:pPr>
-              <w:jc w:val="both"/>
-              <w:rPr>
-                <w:sz w:val="21"/>
-                <w:szCs w:val="21"/>
-              </w:rPr>
-            </w:pPr>
-            <w:r>
-              <w:rPr>
-                <w:rFonts w:hint="eastAsia"/>
+              <w:rPr>
+                <w:sz w:val="21"/>
+                <w:szCs w:val="21"/>
+              </w:rPr>
+            </w:pPr>
+            <w:r>
+              <w:rPr>
                 <w:sz w:val="21"/>
                 <w:szCs w:val="21"/>
               </w:rPr>
@@ -2711,7 +2709,6 @@
             </w:r>
             <w:r>
               <w:rPr>
-                <w:rFonts w:hint="eastAsia"/>
                 <w:sz w:val="21"/>
                 <w:szCs w:val="21"/>
               </w:rPr>
@@ -2719,27 +2716,24 @@
             </w:r>
             <w:r>
               <w:rPr>
-                <w:rFonts w:hint="eastAsia"/>
-                <w:sz w:val="21"/>
-                <w:szCs w:val="21"/>
-              </w:rPr>
-              <w:t>가장 최근에 수정한 날짜와 설문 문항 및 응답 항목이 포함된 설문 수정 화면을 출력함</w:t>
-            </w:r>
-          </w:p>
-          <w:p>
-            <w:pPr>
-              <w:rPr>
-                <w:sz w:val="21"/>
-                <w:szCs w:val="21"/>
-              </w:rPr>
-            </w:pPr>
-            <w:r>
-              <w:rPr>
-                <w:rFonts w:hint="eastAsia"/>
-                <w:sz w:val="21"/>
-                <w:szCs w:val="21"/>
-              </w:rPr>
-              <w:t>만약 응답 기한 내이면 응답 수정과 응답 취소 버튼도 같이 출력함</w:t>
+                <w:sz w:val="21"/>
+                <w:szCs w:val="21"/>
+              </w:rPr>
+              <w:t xml:space="preserve">가장 최근에 수정한 날짜와 설문 문항 및 응답 항목, 이전에 사용자가 응답한 내역이 포함된 설문 수정 화면을 출력함 </w:t>
+            </w:r>
+          </w:p>
+          <w:p>
+            <w:r>
+              <w:t xml:space="preserve">만약 </w:t>
+            </w:r>
+            <w:r>
+              <w:rPr>
+                <w:rFonts w:hint="eastAsia"/>
+              </w:rPr>
+              <w:t xml:space="preserve">설문이 </w:t>
+            </w:r>
+            <w:r>
+              <w:t>응답 기한 내이면 응답 수정과 응답 취소 버튼도 같이 출력함</w:t>
             </w:r>
           </w:p>
         </w:tc>
@@ -3581,37 +3575,7 @@
                 <w:sz w:val="21"/>
                 <w:szCs w:val="21"/>
               </w:rPr>
-              <w:t xml:space="preserve">1. </w:t>
-            </w:r>
-            <w:r>
-              <w:rPr>
-                <w:rFonts w:hint="eastAsia"/>
-                <w:sz w:val="21"/>
-                <w:szCs w:val="21"/>
-              </w:rPr>
-              <w:t xml:space="preserve">시스템에 존재하는 </w:t>
-            </w:r>
-            <w:r>
-              <w:rPr>
-                <w:sz w:val="21"/>
-                <w:szCs w:val="21"/>
-              </w:rPr>
-              <w:t>모든 설문의 제목, 응답 내용, 응답 일시</w:t>
-            </w:r>
-            <w:r>
-              <w:rPr>
-                <w:rFonts w:hint="eastAsia"/>
-                <w:sz w:val="21"/>
-                <w:szCs w:val="21"/>
-              </w:rPr>
-              <w:t>, 상세정보 버튼과 삭제 버튼을</w:t>
-            </w:r>
-            <w:r>
-              <w:rPr>
-                <w:sz w:val="21"/>
-                <w:szCs w:val="21"/>
-              </w:rPr>
-              <w:t xml:space="preserve"> 한 화면에 출력함</w:t>
+              <w:t>1. 시스템에 존재하는 모든 설문의 제목, 설 문 시작 기간 및 설문 종료 기간, 설문 상태 (진행중, 예정, 종료), 총 응답 수, 상세정보 버튼과 삭제 버튼을 한 화면에 출력함</w:t>
             </w:r>
           </w:p>
         </w:tc>
@@ -5068,6 +5032,95 @@
     </w:lvl>
   </w:abstractNum>
   <w:abstractNum w:abstractNumId="10" w15:restartNumberingAfterBreak="0">
+    <w:nsid w:val="76E75A33"/>
+    <w:multiLevelType w:val="hybridMultilevel"/>
+    <w:tmpl w:val="03B80672"/>
+    <w:lvl w:ilvl="0" w:tplc="1E08A4A0">
+      <w:start w:val="1"/>
+      <w:numFmt w:val="decimal"/>
+      <w:lvlText w:val="%1."/>
+      <w:lvlJc w:val="left"/>
+      <w:pPr>
+        <w:ind w:left="800" w:hanging="360"/>
+      </w:pPr>
+      <w:rPr>
+        <w:rFonts w:hint="default"/>
+      </w:rPr>
+    </w:lvl>
+    <w:lvl w:ilvl="1" w:tplc="04090019" w:tentative="1">
+      <w:start w:val="1"/>
+      <w:numFmt w:val="upperLetter"/>
+      <w:lvlText w:val="%2."/>
+      <w:lvlJc w:val="left"/>
+      <w:pPr>
+        <w:ind w:left="1320" w:hanging="440"/>
+      </w:pPr>
+    </w:lvl>
+    <w:lvl w:ilvl="2" w:tplc="0409001B" w:tentative="1">
+      <w:start w:val="1"/>
+      <w:numFmt w:val="lowerRoman"/>
+      <w:lvlText w:val="%3."/>
+      <w:lvlJc w:val="right"/>
+      <w:pPr>
+        <w:ind w:left="1760" w:hanging="440"/>
+      </w:pPr>
+    </w:lvl>
+    <w:lvl w:ilvl="3" w:tplc="0409000F" w:tentative="1">
+      <w:start w:val="1"/>
+      <w:numFmt w:val="decimal"/>
+      <w:lvlText w:val="%4."/>
+      <w:lvlJc w:val="left"/>
+      <w:pPr>
+        <w:ind w:left="2200" w:hanging="440"/>
+      </w:pPr>
+    </w:lvl>
+    <w:lvl w:ilvl="4" w:tplc="04090019" w:tentative="1">
+      <w:start w:val="1"/>
+      <w:numFmt w:val="upperLetter"/>
+      <w:lvlText w:val="%5."/>
+      <w:lvlJc w:val="left"/>
+      <w:pPr>
+        <w:ind w:left="2640" w:hanging="440"/>
+      </w:pPr>
+    </w:lvl>
+    <w:lvl w:ilvl="5" w:tplc="0409001B" w:tentative="1">
+      <w:start w:val="1"/>
+      <w:numFmt w:val="lowerRoman"/>
+      <w:lvlText w:val="%6."/>
+      <w:lvlJc w:val="right"/>
+      <w:pPr>
+        <w:ind w:left="3080" w:hanging="440"/>
+      </w:pPr>
+    </w:lvl>
+    <w:lvl w:ilvl="6" w:tplc="0409000F" w:tentative="1">
+      <w:start w:val="1"/>
+      <w:numFmt w:val="decimal"/>
+      <w:lvlText w:val="%7."/>
+      <w:lvlJc w:val="left"/>
+      <w:pPr>
+        <w:ind w:left="3520" w:hanging="440"/>
+      </w:pPr>
+    </w:lvl>
+    <w:lvl w:ilvl="7" w:tplc="04090019" w:tentative="1">
+      <w:start w:val="1"/>
+      <w:numFmt w:val="upperLetter"/>
+      <w:lvlText w:val="%8."/>
+      <w:lvlJc w:val="left"/>
+      <w:pPr>
+        <w:ind w:left="3960" w:hanging="440"/>
+      </w:pPr>
+    </w:lvl>
+    <w:lvl w:ilvl="8" w:tplc="0409001B" w:tentative="1">
+      <w:start w:val="1"/>
+      <w:numFmt w:val="lowerRoman"/>
+      <w:lvlText w:val="%9."/>
+      <w:lvlJc w:val="right"/>
+      <w:pPr>
+        <w:ind w:left="4400" w:hanging="440"/>
+      </w:pPr>
+    </w:lvl>
+  </w:abstractNum>
+  <w:abstractNum w:abstractNumId="11" w15:restartNumberingAfterBreak="0">
     <w:nsid w:val="777D524A"/>
     <w:multiLevelType w:val="hybridMultilevel"/>
     <w:tmpl w:val="6B5075EC"/>
@@ -5156,7 +5209,7 @@
       </w:pPr>
     </w:lvl>
   </w:abstractNum>
-  <w:abstractNum w:abstractNumId="11" w15:restartNumberingAfterBreak="0">
+  <w:abstractNum w:abstractNumId="12" w15:restartNumberingAfterBreak="0">
     <w:nsid w:val="7851051C"/>
     <w:multiLevelType w:val="hybridMultilevel"/>
     <w:tmpl w:val="0DCCB09A"/>
@@ -5249,7 +5302,7 @@
     <w:abstractNumId w:val="9"/>
   </w:num>
   <w:num w:numId="2" w16cid:durableId="171653855">
-    <w:abstractNumId w:val="10"/>
+    <w:abstractNumId w:val="11"/>
   </w:num>
   <w:num w:numId="3" w16cid:durableId="1512138088">
     <w:abstractNumId w:val="7"/>
@@ -5276,10 +5329,13 @@
     <w:abstractNumId w:val="8"/>
   </w:num>
   <w:num w:numId="11" w16cid:durableId="711808722">
-    <w:abstractNumId w:val="11"/>
+    <w:abstractNumId w:val="12"/>
   </w:num>
   <w:num w:numId="12" w16cid:durableId="1334336063">
     <w:abstractNumId w:val="0"/>
+  </w:num>
+  <w:num w:numId="13" w16cid:durableId="388068079">
+    <w:abstractNumId w:val="10"/>
   </w:num>
 </w:numbering>
 </file>
@@ -5891,7 +5947,6 @@
   <w:style w:type="character" w:default="1" w:styleId="a0">
     <w:name w:val="Default Paragraph Font"/>
     <w:uiPriority w:val="1"/>
-    <w:semiHidden/>
     <w:unhideWhenUsed/>
   </w:style>
   <w:style w:type="table" w:default="1" w:styleId="a1">
